--- a/src/content/bios/Stikker-DU 2014.docx
+++ b/src/content/bios/Stikker-DU 2014.docx
@@ -1,6 +1,6 @@
 
 <file path=word/document.xml><?xml version="1.0" encoding="utf-8"?>
-<w:document xmlns:wpc="http://schemas.microsoft.com/office/word/2010/wordprocessingCanvas" xmlns:cx="http://schemas.microsoft.com/office/drawing/2014/chartex" xmlns:cx1="http://schemas.microsoft.com/office/drawing/2015/9/8/chartex" xmlns:cx2="http://schemas.microsoft.com/office/drawing/2015/10/21/chartex" xmlns:cx3="http://schemas.microsoft.com/office/drawing/2016/5/9/chartex" xmlns:cx4="http://schemas.microsoft.com/office/drawing/2016/5/10/chartex" xmlns:cx5="http://schemas.microsoft.com/office/drawing/2016/5/11/chartex" xmlns:cx6="http://schemas.microsoft.com/office/drawing/2016/5/12/chartex" xmlns:cx7="http://schemas.microsoft.com/office/drawing/2016/5/13/chartex" xmlns:cx8="http://schemas.microsoft.com/office/drawing/2016/5/14/chartex" xmlns:mc="http://schemas.openxmlformats.org/markup-compatibility/2006" xmlns:aink="http://schemas.microsoft.com/office/drawing/2016/ink" xmlns:am3d="http://schemas.microsoft.com/office/drawing/2017/model3d" xmlns:o="urn:schemas-microsoft-com:office:office" xmlns:oel="http://schemas.microsoft.com/office/2019/extlst" xmlns:r="http://schemas.openxmlformats.org/officeDocument/2006/relationships" xmlns:m="http://schemas.openxmlformats.org/officeDocument/2006/math" xmlns:v="urn:schemas-microsoft-com:vml" xmlns:wp14="http://schemas.microsoft.com/office/word/2010/wordprocessingDrawing" xmlns:wp="http://schemas.openxmlformats.org/drawingml/2006/wordprocessingDrawing" xmlns:w10="urn:schemas-microsoft-com:office:word" xmlns:w="http://schemas.openxmlformats.org/wordprocessingml/2006/main" xmlns:w14="http://schemas.microsoft.com/office/word/2010/wordml" xmlns:w15="http://schemas.microsoft.com/office/word/2012/wordml" xmlns:w16cex="http://schemas.microsoft.com/office/word/2018/wordml/cex" xmlns:w16cid="http://schemas.microsoft.com/office/word/2016/wordml/cid" xmlns:w16="http://schemas.microsoft.com/office/word/2018/wordml" xmlns:w16du="http://schemas.microsoft.com/office/word/2023/wordml/word16du" xmlns:w16sdtdh="http://schemas.microsoft.com/office/word/2020/wordml/sdtdatahash" xmlns:w16sdtfl="http://schemas.microsoft.com/office/word/2024/wordml/sdtformatlock" xmlns:w16se="http://schemas.microsoft.com/office/word/2015/wordml/symex" xmlns:wpg="http://schemas.microsoft.com/office/word/2010/wordprocessingGroup" xmlns:wpi="http://schemas.microsoft.com/office/word/2010/wordprocessingInk" xmlns:wne="http://schemas.microsoft.com/office/word/2006/wordml" xmlns:wps="http://schemas.microsoft.com/office/word/2010/wordprocessingShape" mc:Ignorable="w14 w15 w16se w16cid w16 w16cex w16sdtdh w16sdtfl w16du wp14">
+<w:document xmlns:wpc="http://schemas.microsoft.com/office/word/2010/wordprocessingCanvas" xmlns:cx="http://schemas.microsoft.com/office/drawing/2014/chartex" xmlns:cx1="http://schemas.microsoft.com/office/drawing/2015/9/8/chartex" xmlns:cx2="http://schemas.microsoft.com/office/drawing/2015/10/21/chartex" xmlns:cx3="http://schemas.microsoft.com/office/drawing/2016/5/9/chartex" xmlns:cx4="http://schemas.microsoft.com/office/drawing/2016/5/10/chartex" xmlns:cx5="http://schemas.microsoft.com/office/drawing/2016/5/11/chartex" xmlns:cx6="http://schemas.microsoft.com/office/drawing/2016/5/12/chartex" xmlns:cx7="http://schemas.microsoft.com/office/drawing/2016/5/13/chartex" xmlns:cx8="http://schemas.microsoft.com/office/drawing/2016/5/14/chartex" xmlns:mc="http://schemas.openxmlformats.org/markup-compatibility/2006" xmlns:m="http://schemas.openxmlformats.org/officeDocument/2006/math" xmlns:aink="http://schemas.microsoft.com/office/drawing/2016/ink" xmlns:am3d="http://schemas.microsoft.com/office/drawing/2017/model3d" xmlns:oel="http://schemas.microsoft.com/office/2019/extlst" xmlns:r="http://schemas.openxmlformats.org/officeDocument/2006/relationships" xmlns:wp14="http://schemas.microsoft.com/office/word/2010/wordprocessingDrawing" xmlns:wp="http://schemas.openxmlformats.org/drawingml/2006/wordprocessingDrawing" xmlns:wpg="http://schemas.microsoft.com/office/word/2010/wordprocessingGroup" xmlns:wpi="http://schemas.microsoft.com/office/word/2010/wordprocessingInk" xmlns:wps="http://schemas.microsoft.com/office/word/2010/wordprocessingShape" xmlns:o="urn:schemas-microsoft-com:office:office" xmlns:v="urn:schemas-microsoft-com:vml" xmlns:w10="urn:schemas-microsoft-com:office:word" xmlns:w="http://schemas.openxmlformats.org/wordprocessingml/2006/main" xmlns:w14="http://schemas.microsoft.com/office/word/2010/wordml" xmlns:w15="http://schemas.microsoft.com/office/word/2012/wordml" xmlns:w16cei="http://schemas.microsoft.com/office/word/2026/wordml/cei" xmlns:w16cex="http://schemas.microsoft.com/office/word/2018/wordml/cex" xmlns:w16cid="http://schemas.microsoft.com/office/word/2016/wordml/cid" xmlns:w16="http://schemas.microsoft.com/office/word/2018/wordml" xmlns:w16sdtdh="http://schemas.microsoft.com/office/word/2020/wordml/sdtdatahash" xmlns:w16sdtfl="http://schemas.microsoft.com/office/word/2024/wordml/sdtformatlock" xmlns:w16se="http://schemas.microsoft.com/office/word/2015/wordml/symex" xmlns:w16du="http://schemas.microsoft.com/office/word/2023/wordml/word16du" xmlns:wne="http://schemas.microsoft.com/office/word/2006/wordml" mc:Ignorable="w14 w15 w16se w16cid w16 w16cex w16sdtdh w16sdtfl w16du wp14">
   <w:body>
     <w:p>
       <w:pPr>
@@ -13,13 +13,57 @@
         <w:rPr>
           <w:b/>
         </w:rPr>
-        <w:t xml:space="preserve">STIKKER, Dirk </w:t>
-      </w:r>
-      <w:proofErr w:type="spellStart"/>
+        <w:t>STIKKER, Dirk Uipko, Dutch politician and third Secretary General of the North Atlantic Treaty Organization (NATO), 1961-</w:t>
+      </w:r>
       <w:r>
         <w:rPr>
           <w:b/>
         </w:rPr>
+        <w:t>19</w:t>
+      </w:r>
+      <w:r>
+        <w:rPr>
+          <w:b/>
+        </w:rPr>
+        <w:t>64, was born 5 February 1897</w:t>
+      </w:r>
+      <w:r>
+        <w:rPr>
+          <w:b/>
+        </w:rPr>
+        <w:t xml:space="preserve"> in </w:t>
+      </w:r>
+      <w:proofErr w:type="spellStart"/>
+      <w:r>
+        <w:rPr>
+          <w:b/>
+        </w:rPr>
+        <w:t>Winschoten</w:t>
+      </w:r>
+      <w:proofErr w:type="spellEnd"/>
+      <w:r>
+        <w:rPr>
+          <w:b/>
+        </w:rPr>
+        <w:t>, Netherlands</w:t>
+      </w:r>
+      <w:r>
+        <w:rPr>
+          <w:b/>
+        </w:rPr>
+        <w:t xml:space="preserve"> and died 24 December</w:t>
+      </w:r>
+      <w:r>
+        <w:rPr>
+          <w:b/>
+        </w:rPr>
+        <w:t xml:space="preserve"> 1979 in Wassenaar. He was the son of </w:t>
+      </w:r>
+      <w:proofErr w:type="spellStart"/>
+      <w:r>
+        <w:rPr>
+          <w:b/>
+        </w:rPr>
         <w:t>Uipko</w:t>
       </w:r>
       <w:proofErr w:type="spellEnd"/>
@@ -27,79 +71,7 @@
         <w:rPr>
           <w:b/>
         </w:rPr>
-        <w:t>, Dutch politician and third Secretary General of the North Atlantic Treaty Organization (NATO), 1961-</w:t>
-      </w:r>
-      <w:r>
-        <w:rPr>
-          <w:b/>
-        </w:rPr>
-        <w:t>19</w:t>
-      </w:r>
-      <w:r>
-        <w:rPr>
-          <w:b/>
-        </w:rPr>
-        <w:t>64, was born 5 February 1897</w:t>
-      </w:r>
-      <w:r>
-        <w:rPr>
-          <w:b/>
-        </w:rPr>
-        <w:t xml:space="preserve"> in </w:t>
-      </w:r>
-      <w:proofErr w:type="spellStart"/>
-      <w:r>
-        <w:rPr>
-          <w:b/>
-        </w:rPr>
-        <w:t>Winschoten</w:t>
-      </w:r>
-      <w:proofErr w:type="spellEnd"/>
-      <w:r>
-        <w:rPr>
-          <w:b/>
-        </w:rPr>
-        <w:t>, Netherlands</w:t>
-      </w:r>
-      <w:r>
-        <w:rPr>
-          <w:b/>
-        </w:rPr>
-        <w:t xml:space="preserve"> and died 24 December</w:t>
-      </w:r>
-      <w:r>
-        <w:rPr>
-          <w:b/>
-        </w:rPr>
-        <w:t xml:space="preserve"> 1979 in Wassenaar. He was the son of </w:t>
-      </w:r>
-      <w:proofErr w:type="spellStart"/>
-      <w:r>
-        <w:rPr>
-          <w:b/>
-        </w:rPr>
-        <w:t>Uipko</w:t>
-      </w:r>
-      <w:proofErr w:type="spellEnd"/>
-      <w:r>
-        <w:rPr>
-          <w:b/>
-        </w:rPr>
-        <w:t xml:space="preserve"> Obbo </w:t>
-      </w:r>
-      <w:proofErr w:type="spellStart"/>
-      <w:r>
-        <w:rPr>
-          <w:b/>
-        </w:rPr>
-        <w:t>Stikker</w:t>
-      </w:r>
-      <w:proofErr w:type="spellEnd"/>
-      <w:r>
-        <w:rPr>
-          <w:b/>
-        </w:rPr>
-        <w:t xml:space="preserve">, </w:t>
+        <w:t xml:space="preserve"> Obbo Stikker, </w:t>
       </w:r>
       <w:r>
         <w:rPr>
@@ -181,14 +153,14 @@
       </w:pPr>
       <w:r>
         <w:rPr>
+          <w:b/>
           <w:noProof/>
-          <w:lang w:val="en-US" w:eastAsia="nl-NL"/>
         </w:rPr>
         <w:drawing>
-          <wp:inline distT="0" distB="0" distL="0" distR="0" wp14:anchorId="1CEE72F6" wp14:editId="706D2AF2">
-            <wp:extent cx="1801495" cy="2383155"/>
-            <wp:effectExtent l="0" t="0" r="1905" b="4445"/>
-            <wp:docPr id="4" name="Afbeelding 3"/>
+          <wp:inline distT="0" distB="0" distL="0" distR="0" wp14:anchorId="298673A9" wp14:editId="6DEA8DBC">
+            <wp:extent cx="1762056" cy="2213142"/>
+            <wp:effectExtent l="0" t="0" r="3810" b="0"/>
+            <wp:docPr id="385062021" name="Afbeelding 1"/>
             <wp:cNvGraphicFramePr>
               <a:graphicFrameLocks xmlns:a="http://schemas.openxmlformats.org/drawingml/2006/main" noChangeAspect="1"/>
             </wp:cNvGraphicFramePr>
@@ -196,33 +168,29 @@
               <a:graphicData uri="http://schemas.openxmlformats.org/drawingml/2006/picture">
                 <pic:pic xmlns:pic="http://schemas.openxmlformats.org/drawingml/2006/picture">
                   <pic:nvPicPr>
-                    <pic:cNvPr id="0" name="Picture 3"/>
-                    <pic:cNvPicPr>
-                      <a:picLocks noChangeAspect="1" noChangeArrowheads="1"/>
-                    </pic:cNvPicPr>
+                    <pic:cNvPr id="385062021" name="Afbeelding 385062021"/>
+                    <pic:cNvPicPr/>
                   </pic:nvPicPr>
-                  <pic:blipFill rotWithShape="1">
-                    <a:blip r:embed="rId6"/>
-                    <a:srcRect t="11964" r="-6"/>
-                    <a:stretch/>
+                  <pic:blipFill>
+                    <a:blip r:embed="rId6" cstate="print">
+                      <a:extLst>
+                        <a:ext uri="{28A0092B-C50C-407E-A947-70E740481C1C}">
+                          <a14:useLocalDpi xmlns:a14="http://schemas.microsoft.com/office/drawing/2010/main" val="0"/>
+                        </a:ext>
+                      </a:extLst>
+                    </a:blip>
+                    <a:stretch>
+                      <a:fillRect/>
+                    </a:stretch>
                   </pic:blipFill>
-                  <pic:spPr bwMode="auto">
+                  <pic:spPr>
                     <a:xfrm>
                       <a:off x="0" y="0"/>
-                      <a:ext cx="1805483" cy="2388430"/>
+                      <a:ext cx="1779810" cy="2235441"/>
                     </a:xfrm>
                     <a:prstGeom prst="rect">
                       <a:avLst/>
                     </a:prstGeom>
-                    <a:noFill/>
-                    <a:ln>
-                      <a:noFill/>
-                    </a:ln>
-                    <a:extLst>
-                      <a:ext uri="{53640926-AAD7-44D8-BBD7-CCE9431645EC}">
-                        <a14:shadowObscured xmlns:a14="http://schemas.microsoft.com/office/drawing/2010/main"/>
-                      </a:ext>
-                    </a:extLst>
                   </pic:spPr>
                 </pic:pic>
               </a:graphicData>
@@ -233,7 +201,6 @@
     </w:p>
     <w:p>
       <w:pPr>
-        <w:jc w:val="both"/>
         <w:rPr>
           <w:lang w:val="fr-CH"/>
         </w:rPr>
@@ -252,16 +219,56 @@
         </w:rPr>
         <w:t xml:space="preserve"> </w:t>
       </w:r>
-      <w:hyperlink r:id="rId7" w:history="1">
-        <w:r>
-          <w:rPr>
-            <w:rStyle w:val="Hyperlink"/>
-            <w:u w:val="none"/>
-            <w:lang w:val="fr-CH"/>
-          </w:rPr>
-          <w:t>www.nato.int/pictures/database/large/b00863.jpg</w:t>
-        </w:r>
-      </w:hyperlink>
+      <w:proofErr w:type="spellStart"/>
+      <w:r>
+        <w:rPr>
+          <w:rFonts w:cs="Times New Roman"/>
+        </w:rPr>
+        <w:t>Stikker</w:t>
+      </w:r>
+      <w:proofErr w:type="spellEnd"/>
+      <w:r>
+        <w:rPr>
+          <w:rFonts w:cs="Times New Roman"/>
+        </w:rPr>
+        <w:t xml:space="preserve">, 29 October 1952, Wikimedia Commons, </w:t>
+      </w:r>
+      <w:proofErr w:type="spellStart"/>
+      <w:r>
+        <w:rPr>
+          <w:rFonts w:cs="Times New Roman"/>
+        </w:rPr>
+        <w:t>Nationaal</w:t>
+      </w:r>
+      <w:proofErr w:type="spellEnd"/>
+      <w:r>
+        <w:rPr>
+          <w:rFonts w:cs="Times New Roman"/>
+        </w:rPr>
+        <w:t xml:space="preserve"> </w:t>
+      </w:r>
+      <w:proofErr w:type="spellStart"/>
+      <w:r>
+        <w:rPr>
+          <w:rFonts w:cs="Times New Roman"/>
+        </w:rPr>
+        <w:t>Archief</w:t>
+      </w:r>
+      <w:proofErr w:type="spellEnd"/>
+      <w:r>
+        <w:rPr>
+          <w:rFonts w:cs="Times New Roman"/>
+        </w:rPr>
+        <w:t xml:space="preserve">, The Hague, Netherlands, </w:t>
+      </w:r>
+      <w:proofErr w:type="spellStart"/>
+      <w:r>
+        <w:rPr>
+          <w:rFonts w:cs="Times New Roman"/>
+        </w:rPr>
+        <w:t>Rijksvoorlichtingsdienst</w:t>
+      </w:r>
+      <w:proofErr w:type="spellEnd"/>
     </w:p>
     <w:p>
       <w:pPr>
@@ -723,13 +730,8 @@
         <w:t xml:space="preserve"> </w:t>
       </w:r>
       <w:r>
-        <w:t xml:space="preserve">in </w:t>
-      </w:r>
-      <w:proofErr w:type="spellStart"/>
-      <w:r>
-        <w:t>Lisse</w:t>
-      </w:r>
-      <w:proofErr w:type="spellEnd"/>
+        <w:t>in Lisse</w:t>
+      </w:r>
       <w:r>
         <w:t>,</w:t>
       </w:r>
@@ -934,8 +936,13 @@
       <w:r>
         <w:t xml:space="preserve"> </w:t>
       </w:r>
-      <w:r>
-        <w:t xml:space="preserve">in order to </w:t>
+      <w:proofErr w:type="gramStart"/>
+      <w:r>
+        <w:t>in order to</w:t>
+      </w:r>
+      <w:proofErr w:type="gramEnd"/>
+      <w:r>
+        <w:t xml:space="preserve"> </w:t>
       </w:r>
       <w:r>
         <w:t>increase</w:t>
@@ -1159,7 +1166,6 @@
       <w:r>
         <w:t xml:space="preserve">brewery </w:t>
       </w:r>
-      <w:proofErr w:type="gramStart"/>
       <w:r>
         <w:t>ass</w:t>
       </w:r>
@@ -1173,11 +1179,7 @@
         <w:t>,</w:t>
       </w:r>
       <w:r>
-        <w:t xml:space="preserve"> and</w:t>
-      </w:r>
-      <w:proofErr w:type="gramEnd"/>
-      <w:r>
-        <w:t xml:space="preserve"> managed to </w:t>
+        <w:t xml:space="preserve"> and managed to </w:t>
       </w:r>
       <w:r>
         <w:t>avoid</w:t>
@@ -1855,159 +1857,159 @@
         <w:t xml:space="preserve"> which reflected the US policy that negotiations should </w:t>
       </w:r>
       <w:r>
-        <w:t xml:space="preserve">be </w:t>
+        <w:t xml:space="preserve">be continued and that the US would support Indonesia. </w:t>
+      </w:r>
+      <w:r>
+        <w:t xml:space="preserve">In Washington </w:t>
+      </w:r>
+      <w:r>
+        <w:t xml:space="preserve">Marshall confirmed this position to </w:t>
+      </w:r>
+      <w:proofErr w:type="spellStart"/>
+      <w:r>
+        <w:t>Stikker</w:t>
+      </w:r>
+      <w:proofErr w:type="spellEnd"/>
+      <w:r>
+        <w:t>.</w:t>
+      </w:r>
+      <w:r>
+        <w:t xml:space="preserve"> </w:t>
+      </w:r>
+      <w:r>
+        <w:t>Soon after, o</w:t>
+      </w:r>
+      <w:r>
+        <w:t>n his way to Indonesia</w:t>
+      </w:r>
+      <w:r>
+        <w:t>,</w:t>
+      </w:r>
+      <w:r>
+        <w:t xml:space="preserve"> </w:t>
+      </w:r>
+      <w:proofErr w:type="spellStart"/>
+      <w:r>
+        <w:t>Stikker</w:t>
+      </w:r>
+      <w:proofErr w:type="spellEnd"/>
+      <w:r>
+        <w:t xml:space="preserve"> found out in Paris</w:t>
+      </w:r>
+      <w:r>
+        <w:t xml:space="preserve"> that </w:t>
+      </w:r>
+      <w:r>
+        <w:t xml:space="preserve">UN </w:t>
+      </w:r>
+      <w:r>
+        <w:t>General Assembly P</w:t>
+      </w:r>
+      <w:r>
+        <w:t>resident</w:t>
+      </w:r>
+      <w:r>
+        <w:t xml:space="preserve"> Herbert Evatt</w:t>
+      </w:r>
+      <w:r>
+        <w:t xml:space="preserve"> </w:t>
+      </w:r>
+      <w:r>
+        <w:t>and</w:t>
+      </w:r>
+      <w:r>
+        <w:t xml:space="preserve"> the</w:t>
+      </w:r>
+      <w:r>
+        <w:t xml:space="preserve"> </w:t>
+      </w:r>
+      <w:r>
+        <w:t xml:space="preserve">Security Council members Australia, </w:t>
+      </w:r>
+      <w:r>
+        <w:t xml:space="preserve">Norway and the </w:t>
+      </w:r>
+      <w:r>
+        <w:t xml:space="preserve">United Kingdom </w:t>
+      </w:r>
+      <w:r>
+        <w:t xml:space="preserve">(UK) </w:t>
+      </w:r>
+      <w:r>
+        <w:t>did</w:t>
+      </w:r>
+      <w:r>
+        <w:t xml:space="preserve"> not support the Dutch</w:t>
+      </w:r>
+      <w:r>
+        <w:t xml:space="preserve"> either and</w:t>
+      </w:r>
+      <w:r>
+        <w:t>,</w:t>
+      </w:r>
+      <w:r>
+        <w:t xml:space="preserve"> i</w:t>
+      </w:r>
+      <w:r>
+        <w:t>n Indonesia</w:t>
+      </w:r>
+      <w:r>
+        <w:t>,</w:t>
+      </w:r>
+      <w:r>
+        <w:t xml:space="preserve"> </w:t>
+      </w:r>
+      <w:r>
+        <w:t>he</w:t>
+      </w:r>
+      <w:r>
+        <w:t xml:space="preserve"> </w:t>
+      </w:r>
+      <w:r>
+        <w:t>discovered</w:t>
+      </w:r>
+      <w:r>
+        <w:t xml:space="preserve"> that </w:t>
+      </w:r>
+      <w:r>
+        <w:t xml:space="preserve">both the </w:t>
+      </w:r>
+      <w:r>
+        <w:t xml:space="preserve">Indonesian leaders and the other two </w:t>
+      </w:r>
+      <w:r>
+        <w:t xml:space="preserve">members of the Committee of Good Offices </w:t>
+      </w:r>
+      <w:r>
+        <w:t>concurred with</w:t>
+      </w:r>
+      <w:r>
+        <w:t xml:space="preserve"> the Cochran N</w:t>
+      </w:r>
+      <w:r>
+        <w:t>ote</w:t>
+      </w:r>
+      <w:r>
+        <w:t xml:space="preserve">. </w:t>
+      </w:r>
+      <w:proofErr w:type="spellStart"/>
+      <w:r>
+        <w:t>Stikker</w:t>
+      </w:r>
+      <w:proofErr w:type="spellEnd"/>
+      <w:r>
+        <w:t xml:space="preserve"> tried to convince his cabinet colleagues of this </w:t>
       </w:r>
       <w:proofErr w:type="gramStart"/>
       <w:r>
-        <w:t>continued</w:t>
+        <w:t xml:space="preserve">reality, </w:t>
+      </w:r>
+      <w:r>
+        <w:t>but</w:t>
       </w:r>
       <w:proofErr w:type="gramEnd"/>
       <w:r>
-        <w:t xml:space="preserve"> and that the US would support Indonesia. </w:t>
-      </w:r>
-      <w:r>
-        <w:t xml:space="preserve">In Washington </w:t>
-      </w:r>
-      <w:r>
-        <w:t xml:space="preserve">Marshall confirmed this position to </w:t>
-      </w:r>
-      <w:proofErr w:type="spellStart"/>
-      <w:r>
-        <w:t>Stikker</w:t>
-      </w:r>
-      <w:proofErr w:type="spellEnd"/>
-      <w:r>
-        <w:t>.</w:t>
-      </w:r>
-      <w:r>
-        <w:t xml:space="preserve"> </w:t>
-      </w:r>
-      <w:r>
-        <w:t>Soon after, o</w:t>
-      </w:r>
-      <w:r>
-        <w:t>n his way to Indonesia</w:t>
-      </w:r>
-      <w:r>
-        <w:t>,</w:t>
-      </w:r>
-      <w:r>
-        <w:t xml:space="preserve"> </w:t>
-      </w:r>
-      <w:proofErr w:type="spellStart"/>
-      <w:r>
-        <w:t>Stikker</w:t>
-      </w:r>
-      <w:proofErr w:type="spellEnd"/>
-      <w:r>
-        <w:t xml:space="preserve"> found out in Paris</w:t>
-      </w:r>
-      <w:r>
-        <w:t xml:space="preserve"> that </w:t>
-      </w:r>
-      <w:r>
-        <w:t xml:space="preserve">UN </w:t>
-      </w:r>
-      <w:r>
-        <w:t>General Assembly P</w:t>
-      </w:r>
-      <w:r>
-        <w:t>resident</w:t>
-      </w:r>
-      <w:r>
-        <w:t xml:space="preserve"> Herbert Evatt</w:t>
-      </w:r>
-      <w:r>
-        <w:t xml:space="preserve"> </w:t>
-      </w:r>
-      <w:r>
-        <w:t>and</w:t>
-      </w:r>
-      <w:r>
-        <w:t xml:space="preserve"> the</w:t>
-      </w:r>
-      <w:r>
-        <w:t xml:space="preserve"> </w:t>
-      </w:r>
-      <w:r>
-        <w:t xml:space="preserve">Security Council members Australia, </w:t>
-      </w:r>
-      <w:r>
-        <w:t xml:space="preserve">Norway and the </w:t>
-      </w:r>
-      <w:r>
-        <w:t xml:space="preserve">United Kingdom </w:t>
-      </w:r>
-      <w:r>
-        <w:t xml:space="preserve">(UK) </w:t>
-      </w:r>
-      <w:r>
-        <w:t>did</w:t>
-      </w:r>
-      <w:r>
-        <w:t xml:space="preserve"> not support the Dutch</w:t>
-      </w:r>
-      <w:r>
-        <w:t xml:space="preserve"> either and</w:t>
-      </w:r>
-      <w:r>
-        <w:t>,</w:t>
-      </w:r>
-      <w:r>
-        <w:t xml:space="preserve"> i</w:t>
-      </w:r>
-      <w:r>
-        <w:t>n Indonesia</w:t>
-      </w:r>
-      <w:r>
-        <w:t>,</w:t>
-      </w:r>
-      <w:r>
-        <w:t xml:space="preserve"> </w:t>
-      </w:r>
-      <w:r>
-        <w:t>he</w:t>
-      </w:r>
-      <w:r>
-        <w:t xml:space="preserve"> </w:t>
-      </w:r>
-      <w:r>
-        <w:t>discovered</w:t>
-      </w:r>
-      <w:r>
-        <w:t xml:space="preserve"> that </w:t>
-      </w:r>
-      <w:r>
-        <w:t xml:space="preserve">both the </w:t>
-      </w:r>
-      <w:r>
-        <w:t xml:space="preserve">Indonesian leaders and the other two </w:t>
-      </w:r>
-      <w:r>
-        <w:t xml:space="preserve">members of the Committee of Good Offices </w:t>
-      </w:r>
-      <w:r>
-        <w:t>concurred with</w:t>
-      </w:r>
-      <w:r>
-        <w:t xml:space="preserve"> the Cochran N</w:t>
-      </w:r>
-      <w:r>
-        <w:t>ote</w:t>
-      </w:r>
-      <w:r>
-        <w:t xml:space="preserve">. </w:t>
-      </w:r>
-      <w:proofErr w:type="spellStart"/>
-      <w:r>
-        <w:t>Stikker</w:t>
-      </w:r>
-      <w:proofErr w:type="spellEnd"/>
-      <w:r>
-        <w:t xml:space="preserve"> tried to convince his cabinet colleagues of this reality, </w:t>
-      </w:r>
-      <w:r>
-        <w:t xml:space="preserve">but </w:t>
+        <w:t xml:space="preserve"> </w:t>
       </w:r>
       <w:proofErr w:type="gramStart"/>
       <w:r>
@@ -2498,15 +2500,7 @@
         <w:t>his</w:t>
       </w:r>
       <w:r>
-        <w:t xml:space="preserve"> negotiator </w:t>
-      </w:r>
-      <w:proofErr w:type="spellStart"/>
-      <w:r>
-        <w:t>Eelco</w:t>
-      </w:r>
-      <w:proofErr w:type="spellEnd"/>
-      <w:r>
-        <w:t xml:space="preserve"> van </w:t>
+        <w:t xml:space="preserve"> negotiator Eelco van </w:t>
       </w:r>
       <w:proofErr w:type="spellStart"/>
       <w:r>
@@ -3112,7 +3106,15 @@
         <w:t xml:space="preserve"> </w:t>
       </w:r>
       <w:r>
-        <w:t xml:space="preserve">reorganized the Ministry of Foreign Affairs in order to improve </w:t>
+        <w:t xml:space="preserve">reorganized the Ministry of Foreign Affairs </w:t>
+      </w:r>
+      <w:proofErr w:type="gramStart"/>
+      <w:r>
+        <w:t>in order to</w:t>
+      </w:r>
+      <w:proofErr w:type="gramEnd"/>
+      <w:r>
+        <w:t xml:space="preserve"> improve </w:t>
       </w:r>
       <w:r>
         <w:t>the fit</w:t>
@@ -3671,15 +3673,7 @@
         <w:t xml:space="preserve">was not related to the OEEC, </w:t>
       </w:r>
       <w:r>
-        <w:t xml:space="preserve">in which he cooperated with Secretary-General Robert </w:t>
-      </w:r>
-      <w:proofErr w:type="spellStart"/>
-      <w:r>
-        <w:t>Marjolin</w:t>
-      </w:r>
-      <w:proofErr w:type="spellEnd"/>
-      <w:r>
-        <w:t xml:space="preserve">, </w:t>
+        <w:t xml:space="preserve">in which he cooperated with Secretary-General Robert Marjolin, </w:t>
       </w:r>
       <w:r>
         <w:t xml:space="preserve">but rather to the launching of the </w:t>
@@ -4243,23 +4237,7 @@
         <w:t xml:space="preserve"> </w:t>
       </w:r>
       <w:r>
-        <w:t xml:space="preserve">use his good informal relations with General </w:t>
-      </w:r>
-      <w:proofErr w:type="spellStart"/>
-      <w:r>
-        <w:t>Lauris</w:t>
-      </w:r>
-      <w:proofErr w:type="spellEnd"/>
-      <w:r>
-        <w:t xml:space="preserve"> </w:t>
-      </w:r>
-      <w:proofErr w:type="spellStart"/>
-      <w:r>
-        <w:t>Norstad</w:t>
-      </w:r>
-      <w:proofErr w:type="spellEnd"/>
-      <w:r>
-        <w:t xml:space="preserve">, the Supreme Allied Commander in Europe, to </w:t>
+        <w:t xml:space="preserve">use his good informal relations with General Lauris Norstad, the Supreme Allied Commander in Europe, to </w:t>
       </w:r>
       <w:r>
         <w:t xml:space="preserve">work </w:t>
@@ -4560,15 +4538,41 @@
         <w:t xml:space="preserve"> strategy</w:t>
       </w:r>
       <w:r>
+        <w:t xml:space="preserve"> and also vetoed the British application to join the European Economic Community. </w:t>
+      </w:r>
+      <w:proofErr w:type="spellStart"/>
+      <w:r>
+        <w:t>Stikker</w:t>
+      </w:r>
+      <w:proofErr w:type="spellEnd"/>
+      <w:r>
+        <w:t xml:space="preserve"> and his staff analysed </w:t>
+      </w:r>
+      <w:r>
+        <w:t>the various statements</w:t>
+      </w:r>
+      <w:r>
         <w:t xml:space="preserve"> </w:t>
       </w:r>
       <w:proofErr w:type="gramStart"/>
       <w:r>
-        <w:t>and also</w:t>
+        <w:t>in order to</w:t>
       </w:r>
       <w:proofErr w:type="gramEnd"/>
       <w:r>
-        <w:t xml:space="preserve"> vetoed the British application to join the European Economic Community. </w:t>
+        <w:t xml:space="preserve"> </w:t>
+      </w:r>
+      <w:r>
+        <w:t xml:space="preserve">provide answers that might help reduce </w:t>
+      </w:r>
+      <w:r>
+        <w:t xml:space="preserve">the concerns and uneasiness that </w:t>
+      </w:r>
+      <w:r>
+        <w:t xml:space="preserve">undermined </w:t>
+      </w:r>
+      <w:r>
+        <w:t xml:space="preserve">the alliance’s coherence. </w:t>
       </w:r>
       <w:proofErr w:type="spellStart"/>
       <w:r>
@@ -4576,33 +4580,47 @@
       </w:r>
       <w:proofErr w:type="spellEnd"/>
       <w:r>
-        <w:t xml:space="preserve"> and his staff analysed </w:t>
-      </w:r>
-      <w:r>
-        <w:t>the various statements</w:t>
-      </w:r>
-      <w:r>
-        <w:t xml:space="preserve"> </w:t>
+        <w:t xml:space="preserve"> travelled to the </w:t>
+      </w:r>
+      <w:r>
+        <w:t xml:space="preserve">capitals </w:t>
       </w:r>
       <w:proofErr w:type="gramStart"/>
       <w:r>
+        <w:t>in order</w:t>
+      </w:r>
+      <w:r>
+        <w:t xml:space="preserve"> to</w:t>
+      </w:r>
+      <w:proofErr w:type="gramEnd"/>
+      <w:r>
+        <w:t xml:space="preserve"> </w:t>
+      </w:r>
+      <w:r>
+        <w:t>emphasize</w:t>
+      </w:r>
+      <w:r>
+        <w:t xml:space="preserve"> NATO solidarity and tolerance, aware that not all politicians shared his confidence in Atlantic unity</w:t>
+      </w:r>
+      <w:r>
+        <w:t>. He also talked to Kennedy, McNamara and Secretary of State Dean Rusk</w:t>
+      </w:r>
+      <w:r>
+        <w:t xml:space="preserve"> </w:t>
+      </w:r>
+      <w:proofErr w:type="gramStart"/>
+      <w:r>
         <w:t>in order to</w:t>
       </w:r>
       <w:proofErr w:type="gramEnd"/>
       <w:r>
-        <w:t xml:space="preserve"> </w:t>
-      </w:r>
-      <w:r>
-        <w:t xml:space="preserve">provide answers that might help reduce </w:t>
-      </w:r>
-      <w:r>
-        <w:t xml:space="preserve">the concerns and uneasiness that </w:t>
-      </w:r>
-      <w:r>
-        <w:t xml:space="preserve">undermined </w:t>
-      </w:r>
-      <w:r>
-        <w:t xml:space="preserve">the alliance’s coherence. </w:t>
+        <w:t xml:space="preserve"> prepare </w:t>
+      </w:r>
+      <w:r>
+        <w:t>Council meetings.</w:t>
+      </w:r>
+      <w:r>
+        <w:t xml:space="preserve"> </w:t>
       </w:r>
       <w:proofErr w:type="spellStart"/>
       <w:r>
@@ -4610,249 +4628,201 @@
       </w:r>
       <w:proofErr w:type="spellEnd"/>
       <w:r>
-        <w:t xml:space="preserve"> travelled to the </w:t>
-      </w:r>
-      <w:r>
-        <w:t xml:space="preserve">capitals </w:t>
+        <w:t xml:space="preserve"> saw his</w:t>
+      </w:r>
+      <w:r>
+        <w:t xml:space="preserve"> activities </w:t>
+      </w:r>
+      <w:r>
+        <w:t>severely</w:t>
+      </w:r>
+      <w:r>
+        <w:t xml:space="preserve"> restricted when </w:t>
+      </w:r>
+      <w:r>
+        <w:t>a malignant tumour was di</w:t>
+      </w:r>
+      <w:r>
+        <w:t>scover</w:t>
+      </w:r>
+      <w:r>
+        <w:t>ed</w:t>
+      </w:r>
+      <w:r>
+        <w:t>. H</w:t>
+      </w:r>
+      <w:r>
+        <w:t>e was operated in Walter Reed Hospital in Washington</w:t>
+      </w:r>
+      <w:r>
+        <w:t xml:space="preserve"> </w:t>
+      </w:r>
+      <w:r>
+        <w:t>in October 1962</w:t>
+      </w:r>
+      <w:r>
+        <w:t>.</w:t>
+      </w:r>
+      <w:r>
+        <w:t xml:space="preserve"> </w:t>
+      </w:r>
+      <w:r>
+        <w:t xml:space="preserve">He </w:t>
+      </w:r>
+      <w:r>
+        <w:t>needed a long time to recover</w:t>
+      </w:r>
+      <w:r>
+        <w:t xml:space="preserve"> and was </w:t>
+      </w:r>
+      <w:r>
+        <w:t>un</w:t>
+      </w:r>
+      <w:r>
+        <w:t xml:space="preserve">able to actively participate </w:t>
+      </w:r>
+      <w:r>
+        <w:t xml:space="preserve">when </w:t>
+      </w:r>
+      <w:r>
+        <w:t>t</w:t>
+      </w:r>
+      <w:r>
+        <w:t>he Cuban Missile Crisis began a few days after his operation</w:t>
+      </w:r>
+      <w:r>
+        <w:t xml:space="preserve">. </w:t>
+      </w:r>
+      <w:r>
+        <w:t xml:space="preserve">He had a special telephone next to his bed, but </w:t>
+      </w:r>
+      <w:r>
+        <w:t xml:space="preserve">Deputy Secretary General Guido </w:t>
+      </w:r>
+      <w:r>
+        <w:t xml:space="preserve">Colonna di </w:t>
+      </w:r>
+      <w:proofErr w:type="spellStart"/>
+      <w:r>
+        <w:t>Paliano</w:t>
+      </w:r>
+      <w:proofErr w:type="spellEnd"/>
+      <w:r>
+        <w:t xml:space="preserve"> replaced him, also trying to be moderate. </w:t>
+      </w:r>
+      <w:proofErr w:type="spellStart"/>
+      <w:r>
+        <w:t>Stikker</w:t>
+      </w:r>
+      <w:proofErr w:type="spellEnd"/>
+      <w:r>
+        <w:t xml:space="preserve"> </w:t>
+      </w:r>
+      <w:r>
+        <w:t>returned to activity in</w:t>
+      </w:r>
+      <w:r>
+        <w:t xml:space="preserve"> </w:t>
       </w:r>
       <w:proofErr w:type="gramStart"/>
       <w:r>
-        <w:t>in order</w:t>
-      </w:r>
-      <w:r>
-        <w:t xml:space="preserve"> to</w:t>
+        <w:t>1963, but</w:t>
       </w:r>
       <w:proofErr w:type="gramEnd"/>
       <w:r>
         <w:t xml:space="preserve"> </w:t>
       </w:r>
       <w:r>
-        <w:t>emphasize</w:t>
-      </w:r>
-      <w:r>
-        <w:t xml:space="preserve"> NATO solidarity and tolerance, aware that not all politicians shared his confidence in Atlantic unity</w:t>
-      </w:r>
-      <w:r>
-        <w:t>. He also talked to Kennedy, McNamara and Secretary of State Dean Rusk</w:t>
-      </w:r>
-      <w:r>
-        <w:t xml:space="preserve"> </w:t>
+        <w:t xml:space="preserve">needed another operation in May. During the summer and </w:t>
       </w:r>
       <w:proofErr w:type="gramStart"/>
       <w:r>
-        <w:t>in order to</w:t>
+        <w:t>autumn</w:t>
       </w:r>
       <w:proofErr w:type="gramEnd"/>
       <w:r>
-        <w:t xml:space="preserve"> prepare </w:t>
-      </w:r>
-      <w:r>
-        <w:t>Council meetings.</w:t>
-      </w:r>
-      <w:r>
-        <w:t xml:space="preserve"> </w:t>
-      </w:r>
-      <w:proofErr w:type="spellStart"/>
-      <w:r>
-        <w:t>Stikker</w:t>
-      </w:r>
-      <w:proofErr w:type="spellEnd"/>
-      <w:r>
-        <w:t xml:space="preserve"> saw his</w:t>
-      </w:r>
-      <w:r>
-        <w:t xml:space="preserve"> activities </w:t>
-      </w:r>
-      <w:r>
-        <w:t>severely</w:t>
-      </w:r>
-      <w:r>
-        <w:t xml:space="preserve"> restricted when </w:t>
-      </w:r>
-      <w:r>
-        <w:t>a malignant tumour was di</w:t>
-      </w:r>
-      <w:r>
-        <w:t>scover</w:t>
-      </w:r>
-      <w:r>
-        <w:t>ed</w:t>
-      </w:r>
-      <w:r>
-        <w:t>. H</w:t>
-      </w:r>
-      <w:r>
-        <w:t>e was operated in Walter Reed Hospital in Washington</w:t>
-      </w:r>
-      <w:r>
-        <w:t xml:space="preserve"> </w:t>
-      </w:r>
-      <w:r>
-        <w:t>in October 1962</w:t>
-      </w:r>
-      <w:r>
-        <w:t>.</w:t>
-      </w:r>
-      <w:r>
-        <w:t xml:space="preserve"> </w:t>
-      </w:r>
-      <w:r>
-        <w:t xml:space="preserve">He </w:t>
-      </w:r>
-      <w:r>
-        <w:t>needed a long time to recover</w:t>
-      </w:r>
-      <w:r>
-        <w:t xml:space="preserve"> and was </w:t>
-      </w:r>
-      <w:r>
-        <w:t>un</w:t>
-      </w:r>
-      <w:r>
-        <w:t xml:space="preserve">able to actively participate </w:t>
-      </w:r>
-      <w:r>
-        <w:t xml:space="preserve">when </w:t>
-      </w:r>
-      <w:r>
-        <w:t>t</w:t>
-      </w:r>
-      <w:r>
-        <w:t>he Cuban Missile Crisis began a few days after his operation</w:t>
+        <w:t xml:space="preserve"> he </w:t>
+      </w:r>
+      <w:r>
+        <w:t xml:space="preserve">noticed that his physical condition </w:t>
+      </w:r>
+      <w:r>
+        <w:t>was not improving</w:t>
+      </w:r>
+      <w:r>
+        <w:t xml:space="preserve"> </w:t>
+      </w:r>
+      <w:r>
+        <w:t>and therefore h</w:t>
+      </w:r>
+      <w:r>
+        <w:t xml:space="preserve">e </w:t>
+      </w:r>
+      <w:r>
+        <w:t xml:space="preserve">announced in December that he would step </w:t>
+      </w:r>
+      <w:r>
+        <w:t xml:space="preserve">down </w:t>
+      </w:r>
+      <w:r>
+        <w:t xml:space="preserve">in the following </w:t>
+      </w:r>
+      <w:r>
+        <w:t>year</w:t>
       </w:r>
       <w:r>
         <w:t xml:space="preserve">. </w:t>
       </w:r>
       <w:r>
-        <w:t xml:space="preserve">He had a special telephone next to his bed, but </w:t>
-      </w:r>
-      <w:r>
-        <w:t xml:space="preserve">Deputy Secretary General Guido </w:t>
-      </w:r>
-      <w:r>
-        <w:t xml:space="preserve">Colonna di </w:t>
-      </w:r>
-      <w:proofErr w:type="spellStart"/>
-      <w:r>
-        <w:t>Paliano</w:t>
-      </w:r>
-      <w:proofErr w:type="spellEnd"/>
-      <w:r>
-        <w:t xml:space="preserve"> replaced him, also trying to be moderate. </w:t>
-      </w:r>
-      <w:proofErr w:type="spellStart"/>
-      <w:r>
-        <w:t>Stikker</w:t>
-      </w:r>
-      <w:proofErr w:type="spellEnd"/>
-      <w:r>
-        <w:t xml:space="preserve"> </w:t>
-      </w:r>
-      <w:r>
-        <w:t>returned to activity in</w:t>
-      </w:r>
-      <w:r>
-        <w:t xml:space="preserve"> </w:t>
+        <w:t>During the Cyprus crisis</w:t>
+      </w:r>
+      <w:r>
+        <w:t xml:space="preserve"> of 1964 he was </w:t>
+      </w:r>
+      <w:r>
+        <w:t xml:space="preserve">concerned </w:t>
+      </w:r>
+      <w:r>
+        <w:t xml:space="preserve">about the tensions between </w:t>
+      </w:r>
+      <w:r>
+        <w:t>NATO</w:t>
+      </w:r>
+      <w:r>
+        <w:t xml:space="preserve"> members </w:t>
+      </w:r>
+      <w:r>
+        <w:t xml:space="preserve">Greece and </w:t>
       </w:r>
       <w:proofErr w:type="gramStart"/>
       <w:r>
-        <w:t>1963, but</w:t>
+        <w:t>Turkey, but</w:t>
       </w:r>
       <w:proofErr w:type="gramEnd"/>
       <w:r>
-        <w:t xml:space="preserve"> </w:t>
-      </w:r>
-      <w:r>
-        <w:t xml:space="preserve">needed another operation in May. During the summer and </w:t>
+        <w:t xml:space="preserve"> also noticed that the NATO Secretary General had no political or diplomatic representatives </w:t>
+      </w:r>
+      <w:r>
+        <w:t>capable of informing</w:t>
+      </w:r>
+      <w:r>
+        <w:t xml:space="preserve"> him</w:t>
+      </w:r>
+      <w:r>
+        <w:t xml:space="preserve"> of the status of the situation</w:t>
+      </w:r>
+      <w:r>
+        <w:t xml:space="preserve">. To solve this </w:t>
       </w:r>
       <w:proofErr w:type="gramStart"/>
       <w:r>
-        <w:t>autumn</w:t>
+        <w:t>h</w:t>
+      </w:r>
+      <w:r>
+        <w:t>urdle</w:t>
       </w:r>
       <w:proofErr w:type="gramEnd"/>
       <w:r>
-        <w:t xml:space="preserve"> he </w:t>
-      </w:r>
-      <w:r>
-        <w:t xml:space="preserve">noticed that his physical condition </w:t>
-      </w:r>
-      <w:r>
-        <w:t>was not improving</w:t>
-      </w:r>
-      <w:r>
-        <w:t xml:space="preserve"> </w:t>
-      </w:r>
-      <w:r>
-        <w:t>and therefore h</w:t>
-      </w:r>
-      <w:r>
-        <w:t xml:space="preserve">e </w:t>
-      </w:r>
-      <w:r>
-        <w:t xml:space="preserve">announced in December that he would step </w:t>
-      </w:r>
-      <w:r>
-        <w:t xml:space="preserve">down </w:t>
-      </w:r>
-      <w:r>
-        <w:t xml:space="preserve">in the following </w:t>
-      </w:r>
-      <w:r>
-        <w:t>year</w:t>
-      </w:r>
-      <w:r>
-        <w:t xml:space="preserve">. </w:t>
-      </w:r>
-      <w:r>
-        <w:t>During the Cyprus crisis</w:t>
-      </w:r>
-      <w:r>
-        <w:t xml:space="preserve"> of 1964 he was </w:t>
-      </w:r>
-      <w:r>
-        <w:t xml:space="preserve">concerned </w:t>
-      </w:r>
-      <w:r>
-        <w:t xml:space="preserve">about the tensions between </w:t>
-      </w:r>
-      <w:r>
-        <w:t>NATO</w:t>
-      </w:r>
-      <w:r>
-        <w:t xml:space="preserve"> members </w:t>
-      </w:r>
-      <w:r>
-        <w:t xml:space="preserve">Greece and </w:t>
-      </w:r>
-      <w:proofErr w:type="gramStart"/>
-      <w:r>
-        <w:t>Turkey, but</w:t>
-      </w:r>
-      <w:proofErr w:type="gramEnd"/>
-      <w:r>
-        <w:t xml:space="preserve"> also noticed that the NATO Secretary General had no political or diplomatic representatives </w:t>
-      </w:r>
-      <w:r>
-        <w:t>capable of informing</w:t>
-      </w:r>
-      <w:r>
-        <w:t xml:space="preserve"> him</w:t>
-      </w:r>
-      <w:r>
-        <w:t xml:space="preserve"> of the status of the situation</w:t>
-      </w:r>
-      <w:r>
-        <w:t xml:space="preserve">. To solve this </w:t>
-      </w:r>
-      <w:proofErr w:type="gramStart"/>
-      <w:r>
-        <w:t>h</w:t>
-      </w:r>
-      <w:r>
-        <w:t>urdle</w:t>
-      </w:r>
-      <w:proofErr w:type="gramEnd"/>
-      <w:r>
         <w:t xml:space="preserve"> he engaged </w:t>
       </w:r>
       <w:r>
@@ -4880,23 +4850,7 @@
         <w:t>offer his good offices.</w:t>
       </w:r>
       <w:r>
-        <w:t xml:space="preserve"> On 1 August 1964 he resigned and was succeeded by </w:t>
-      </w:r>
-      <w:proofErr w:type="spellStart"/>
-      <w:r>
-        <w:t>Manlio</w:t>
-      </w:r>
-      <w:proofErr w:type="spellEnd"/>
-      <w:r>
-        <w:t xml:space="preserve"> </w:t>
-      </w:r>
-      <w:proofErr w:type="spellStart"/>
-      <w:r>
-        <w:t>Brosio</w:t>
-      </w:r>
-      <w:proofErr w:type="spellEnd"/>
-      <w:r>
-        <w:t>.</w:t>
+        <w:t xml:space="preserve"> On 1 August 1964 he resigned and was succeeded by Manlio Brosio.</w:t>
       </w:r>
     </w:p>
     <w:p>
@@ -5101,15 +5055,7 @@
       </w:r>
       <w:proofErr w:type="spellEnd"/>
       <w:r>
-        <w:t xml:space="preserve"> leadership role as wanting, due to the difficult political circumstances, his health condition, the strong influence of military like </w:t>
-      </w:r>
-      <w:proofErr w:type="spellStart"/>
-      <w:r>
-        <w:t>Norstad</w:t>
-      </w:r>
-      <w:proofErr w:type="spellEnd"/>
-      <w:r>
-        <w:t xml:space="preserve"> and French animosity. Jaap </w:t>
+        <w:t xml:space="preserve"> leadership role as wanting, due to the difficult political circumstances, his health condition, the strong influence of military like Norstad and French animosity. Jaap </w:t>
       </w:r>
       <w:proofErr w:type="spellStart"/>
       <w:r>
@@ -5232,7 +5178,7 @@
       <w:r>
         <w:t xml:space="preserve">, </w:t>
       </w:r>
-      <w:hyperlink r:id="rId8" w:history="1">
+      <w:hyperlink r:id="rId7" w:history="1">
         <w:r>
           <w:rPr>
             <w:rStyle w:val="Hyperlink"/>
@@ -5690,7 +5636,7 @@
       <w:r>
         <w:t xml:space="preserve"> </w:t>
       </w:r>
-      <w:hyperlink r:id="rId9" w:history="1">
+      <w:hyperlink r:id="rId8" w:history="1">
         <w:r>
           <w:rPr>
             <w:rStyle w:val="Hyperlink"/>
@@ -5733,7 +5679,7 @@
       <w:r>
         <w:t xml:space="preserve">, 14 July 1970, available at </w:t>
       </w:r>
-      <w:hyperlink r:id="rId10" w:history="1">
+      <w:hyperlink r:id="rId9" w:history="1">
         <w:r>
           <w:rPr>
             <w:rStyle w:val="Hyperlink"/>
@@ -5764,395 +5710,333 @@
         <w:t>with</w:t>
       </w:r>
       <w:r>
-        <w:t xml:space="preserve"> M.W. </w:t>
-      </w:r>
-      <w:proofErr w:type="spellStart"/>
-      <w:r>
-        <w:t>Bloome</w:t>
-      </w:r>
-      <w:proofErr w:type="spellEnd"/>
-      <w:r>
+        <w:t xml:space="preserve"> M.W. Bloome, </w:t>
+      </w:r>
+      <w:r>
+        <w:rPr>
+          <w:i/>
+        </w:rPr>
+        <w:t>Political Leadership in NATO: A Study in Multinational Diplomacy</w:t>
+      </w:r>
+      <w:r>
+        <w:t xml:space="preserve">, Boulder, CO 1979; </w:t>
+      </w:r>
+      <w:r>
+        <w:t xml:space="preserve">R.J. McMahon, </w:t>
+      </w:r>
+      <w:r>
+        <w:rPr>
+          <w:i/>
+        </w:rPr>
+        <w:t>Colonialism and Cold War: The United States and the Struggle for Indo</w:t>
+      </w:r>
+      <w:r>
+        <w:rPr>
+          <w:i/>
+        </w:rPr>
+        <w:t>n</w:t>
+      </w:r>
+      <w:r>
+        <w:rPr>
+          <w:i/>
+        </w:rPr>
+        <w:t>esian Independence, 1945-1949</w:t>
+      </w:r>
+      <w:r>
+        <w:t xml:space="preserve">, Ithaca, NY 1981; </w:t>
+      </w:r>
+      <w:r>
+        <w:t xml:space="preserve">L.G.M. Jaquet, </w:t>
+      </w:r>
+      <w:r>
+        <w:rPr>
+          <w:i/>
+        </w:rPr>
+        <w:t xml:space="preserve">Minister </w:t>
+      </w:r>
+      <w:proofErr w:type="spellStart"/>
+      <w:r>
+        <w:rPr>
+          <w:i/>
+        </w:rPr>
+        <w:t>Stikker</w:t>
+      </w:r>
+      <w:proofErr w:type="spellEnd"/>
+      <w:r>
+        <w:rPr>
+          <w:i/>
+        </w:rPr>
+        <w:t xml:space="preserve"> </w:t>
+      </w:r>
+      <w:proofErr w:type="spellStart"/>
+      <w:r>
+        <w:rPr>
+          <w:i/>
+        </w:rPr>
+        <w:t>en</w:t>
+      </w:r>
+      <w:proofErr w:type="spellEnd"/>
+      <w:r>
+        <w:rPr>
+          <w:i/>
+        </w:rPr>
+        <w:t xml:space="preserve"> de </w:t>
+      </w:r>
+      <w:proofErr w:type="spellStart"/>
+      <w:r>
+        <w:rPr>
+          <w:i/>
+        </w:rPr>
+        <w:t>souverei</w:t>
+      </w:r>
+      <w:r>
+        <w:rPr>
+          <w:i/>
+        </w:rPr>
+        <w:t>niteitsoverdracht</w:t>
+      </w:r>
+      <w:proofErr w:type="spellEnd"/>
+      <w:r>
+        <w:rPr>
+          <w:i/>
+        </w:rPr>
+        <w:t xml:space="preserve"> </w:t>
+      </w:r>
+      <w:proofErr w:type="spellStart"/>
+      <w:r>
+        <w:rPr>
+          <w:i/>
+        </w:rPr>
+        <w:t>aan</w:t>
+      </w:r>
+      <w:proofErr w:type="spellEnd"/>
+      <w:r>
+        <w:rPr>
+          <w:i/>
+        </w:rPr>
+        <w:t xml:space="preserve"> </w:t>
+      </w:r>
+      <w:proofErr w:type="spellStart"/>
+      <w:r>
+        <w:rPr>
+          <w:i/>
+        </w:rPr>
+        <w:t>Indonesië</w:t>
+      </w:r>
+      <w:proofErr w:type="spellEnd"/>
+      <w:r>
+        <w:rPr>
+          <w:i/>
+        </w:rPr>
+        <w:t xml:space="preserve">: Nederland op de </w:t>
+      </w:r>
+      <w:proofErr w:type="spellStart"/>
+      <w:r>
+        <w:rPr>
+          <w:i/>
+        </w:rPr>
+        <w:t>tweesprong</w:t>
+      </w:r>
+      <w:proofErr w:type="spellEnd"/>
+      <w:r>
+        <w:rPr>
+          <w:i/>
+        </w:rPr>
+        <w:t xml:space="preserve"> </w:t>
+      </w:r>
+      <w:proofErr w:type="spellStart"/>
+      <w:r>
+        <w:rPr>
+          <w:i/>
+        </w:rPr>
+        <w:t>tus</w:t>
+      </w:r>
+      <w:r>
+        <w:rPr>
+          <w:i/>
+        </w:rPr>
+        <w:t>sen</w:t>
+      </w:r>
+      <w:proofErr w:type="spellEnd"/>
+      <w:r>
+        <w:rPr>
+          <w:i/>
+        </w:rPr>
+        <w:t xml:space="preserve"> </w:t>
+      </w:r>
+      <w:proofErr w:type="spellStart"/>
+      <w:r>
+        <w:rPr>
+          <w:i/>
+        </w:rPr>
+        <w:t>Azië</w:t>
+      </w:r>
+      <w:proofErr w:type="spellEnd"/>
+      <w:r>
+        <w:rPr>
+          <w:i/>
+        </w:rPr>
+        <w:t xml:space="preserve"> </w:t>
+      </w:r>
+      <w:proofErr w:type="spellStart"/>
+      <w:r>
+        <w:rPr>
+          <w:i/>
+        </w:rPr>
+        <w:t>en</w:t>
+      </w:r>
+      <w:proofErr w:type="spellEnd"/>
+      <w:r>
+        <w:rPr>
+          <w:i/>
+        </w:rPr>
+        <w:t xml:space="preserve"> het Westen</w:t>
+      </w:r>
+      <w:r>
+        <w:t xml:space="preserve">, The Hague 1982; </w:t>
+      </w:r>
+      <w:r>
+        <w:t xml:space="preserve">P.F. Maas with J.E.C.M. van Oerle, </w:t>
+      </w:r>
+      <w:r>
+        <w:rPr>
+          <w:i/>
+        </w:rPr>
+        <w:t xml:space="preserve">Indië </w:t>
+      </w:r>
+      <w:proofErr w:type="spellStart"/>
+      <w:r>
+        <w:rPr>
+          <w:i/>
+        </w:rPr>
+        <w:t>verloren</w:t>
+      </w:r>
+      <w:proofErr w:type="spellEnd"/>
+      <w:r>
+        <w:rPr>
+          <w:i/>
+        </w:rPr>
         <w:t xml:space="preserve">, </w:t>
       </w:r>
-      <w:r>
-        <w:rPr>
-          <w:i/>
-        </w:rPr>
-        <w:t>Political Leadership in NATO: A Study in Multinational Diplomacy</w:t>
-      </w:r>
-      <w:r>
-        <w:t xml:space="preserve">, Boulder, CO 1979; </w:t>
-      </w:r>
-      <w:r>
-        <w:t xml:space="preserve">R.J. McMahon, </w:t>
-      </w:r>
-      <w:r>
-        <w:rPr>
-          <w:i/>
-        </w:rPr>
-        <w:t>Colonialism and Cold War: The United States and the Struggle for Indo</w:t>
-      </w:r>
-      <w:r>
-        <w:rPr>
-          <w:i/>
-        </w:rPr>
-        <w:t>n</w:t>
-      </w:r>
-      <w:r>
-        <w:rPr>
-          <w:i/>
-        </w:rPr>
-        <w:t>esian Independence, 1945-1949</w:t>
-      </w:r>
-      <w:r>
-        <w:t xml:space="preserve">, Ithaca, NY 1981; </w:t>
-      </w:r>
-      <w:r>
-        <w:t xml:space="preserve">L.G.M. </w:t>
-      </w:r>
-      <w:proofErr w:type="spellStart"/>
-      <w:r>
-        <w:t>Jaquet</w:t>
-      </w:r>
-      <w:proofErr w:type="spellEnd"/>
+      <w:proofErr w:type="spellStart"/>
+      <w:r>
+        <w:rPr>
+          <w:i/>
+        </w:rPr>
+        <w:t>rampspoed</w:t>
+      </w:r>
+      <w:proofErr w:type="spellEnd"/>
+      <w:r>
+        <w:rPr>
+          <w:i/>
+        </w:rPr>
+        <w:t xml:space="preserve"> </w:t>
+      </w:r>
+      <w:proofErr w:type="spellStart"/>
+      <w:r>
+        <w:rPr>
+          <w:i/>
+        </w:rPr>
+        <w:t>geboren</w:t>
+      </w:r>
+      <w:proofErr w:type="spellEnd"/>
+      <w:r>
+        <w:rPr>
+          <w:i/>
+        </w:rPr>
+        <w:t xml:space="preserve">: het </w:t>
+      </w:r>
+      <w:proofErr w:type="spellStart"/>
+      <w:r>
+        <w:rPr>
+          <w:i/>
+        </w:rPr>
+        <w:t>moeizame</w:t>
+      </w:r>
+      <w:proofErr w:type="spellEnd"/>
+      <w:r>
+        <w:rPr>
+          <w:i/>
+        </w:rPr>
+        <w:t xml:space="preserve"> </w:t>
+      </w:r>
+      <w:proofErr w:type="spellStart"/>
+      <w:r>
+        <w:rPr>
+          <w:i/>
+        </w:rPr>
+        <w:t>afscheid</w:t>
+      </w:r>
+      <w:proofErr w:type="spellEnd"/>
+      <w:r>
+        <w:rPr>
+          <w:i/>
+        </w:rPr>
+        <w:t xml:space="preserve"> van Indië van </w:t>
+      </w:r>
+      <w:proofErr w:type="spellStart"/>
+      <w:r>
+        <w:rPr>
+          <w:i/>
+        </w:rPr>
+        <w:t>Van</w:t>
+      </w:r>
+      <w:proofErr w:type="spellEnd"/>
+      <w:r>
+        <w:rPr>
+          <w:i/>
+        </w:rPr>
+        <w:t xml:space="preserve"> Mook, </w:t>
+      </w:r>
+      <w:proofErr w:type="spellStart"/>
+      <w:r>
+        <w:rPr>
+          <w:i/>
+        </w:rPr>
+        <w:t>Stikker</w:t>
+      </w:r>
+      <w:proofErr w:type="spellEnd"/>
+      <w:r>
+        <w:rPr>
+          <w:i/>
+        </w:rPr>
+        <w:t xml:space="preserve"> </w:t>
+      </w:r>
+      <w:proofErr w:type="spellStart"/>
+      <w:r>
+        <w:rPr>
+          <w:i/>
+        </w:rPr>
+        <w:t>en</w:t>
+      </w:r>
+      <w:proofErr w:type="spellEnd"/>
+      <w:r>
+        <w:rPr>
+          <w:i/>
+        </w:rPr>
+        <w:t xml:space="preserve"> Sassen</w:t>
+      </w:r>
       <w:r>
         <w:t xml:space="preserve">, </w:t>
       </w:r>
-      <w:r>
-        <w:rPr>
-          <w:i/>
-        </w:rPr>
-        <w:t xml:space="preserve">Minister </w:t>
-      </w:r>
-      <w:proofErr w:type="spellStart"/>
-      <w:r>
-        <w:rPr>
-          <w:i/>
-        </w:rPr>
+      <w:proofErr w:type="spellStart"/>
+      <w:r>
+        <w:t>Dieren</w:t>
+      </w:r>
+      <w:proofErr w:type="spellEnd"/>
+      <w:r>
+        <w:t xml:space="preserve"> 1983; </w:t>
+      </w:r>
+      <w:r>
+        <w:t>H.N. Boon, ‘</w:t>
+      </w:r>
+      <w:proofErr w:type="spellStart"/>
+      <w:r>
         <w:t>Stikker</w:t>
       </w:r>
       <w:proofErr w:type="spellEnd"/>
       <w:r>
-        <w:rPr>
-          <w:i/>
-        </w:rPr>
-        <w:t xml:space="preserve"> </w:t>
-      </w:r>
-      <w:proofErr w:type="spellStart"/>
-      <w:r>
-        <w:rPr>
-          <w:i/>
-        </w:rPr>
-        <w:t>en</w:t>
-      </w:r>
-      <w:proofErr w:type="spellEnd"/>
-      <w:r>
-        <w:rPr>
-          <w:i/>
-        </w:rPr>
-        <w:t xml:space="preserve"> de </w:t>
-      </w:r>
-      <w:proofErr w:type="spellStart"/>
-      <w:r>
-        <w:rPr>
-          <w:i/>
-        </w:rPr>
-        <w:t>souverei</w:t>
-      </w:r>
-      <w:r>
-        <w:rPr>
-          <w:i/>
-        </w:rPr>
-        <w:t>niteitsoverdracht</w:t>
-      </w:r>
-      <w:proofErr w:type="spellEnd"/>
-      <w:r>
-        <w:rPr>
-          <w:i/>
-        </w:rPr>
-        <w:t xml:space="preserve"> </w:t>
-      </w:r>
-      <w:proofErr w:type="spellStart"/>
-      <w:r>
-        <w:rPr>
-          <w:i/>
-        </w:rPr>
-        <w:t>aan</w:t>
-      </w:r>
-      <w:proofErr w:type="spellEnd"/>
-      <w:r>
-        <w:rPr>
-          <w:i/>
-        </w:rPr>
-        <w:t xml:space="preserve"> </w:t>
-      </w:r>
-      <w:proofErr w:type="spellStart"/>
-      <w:r>
-        <w:rPr>
-          <w:i/>
-        </w:rPr>
-        <w:t>Indonesië</w:t>
-      </w:r>
-      <w:proofErr w:type="spellEnd"/>
-      <w:r>
-        <w:rPr>
-          <w:i/>
-        </w:rPr>
-        <w:t xml:space="preserve">: Nederland op de </w:t>
-      </w:r>
-      <w:proofErr w:type="spellStart"/>
-      <w:r>
-        <w:rPr>
-          <w:i/>
-        </w:rPr>
-        <w:t>tweesprong</w:t>
-      </w:r>
-      <w:proofErr w:type="spellEnd"/>
-      <w:r>
-        <w:rPr>
-          <w:i/>
-        </w:rPr>
-        <w:t xml:space="preserve"> </w:t>
-      </w:r>
-      <w:proofErr w:type="spellStart"/>
-      <w:r>
-        <w:rPr>
-          <w:i/>
-        </w:rPr>
-        <w:t>tus</w:t>
-      </w:r>
-      <w:r>
-        <w:rPr>
-          <w:i/>
-        </w:rPr>
-        <w:t>sen</w:t>
-      </w:r>
-      <w:proofErr w:type="spellEnd"/>
-      <w:r>
-        <w:rPr>
-          <w:i/>
-        </w:rPr>
-        <w:t xml:space="preserve"> </w:t>
-      </w:r>
-      <w:proofErr w:type="spellStart"/>
-      <w:r>
-        <w:rPr>
-          <w:i/>
-        </w:rPr>
-        <w:t>Azië</w:t>
-      </w:r>
-      <w:proofErr w:type="spellEnd"/>
-      <w:r>
-        <w:rPr>
-          <w:i/>
-        </w:rPr>
-        <w:t xml:space="preserve"> </w:t>
-      </w:r>
-      <w:proofErr w:type="spellStart"/>
-      <w:r>
-        <w:rPr>
-          <w:i/>
-        </w:rPr>
-        <w:t>en</w:t>
-      </w:r>
-      <w:proofErr w:type="spellEnd"/>
-      <w:r>
-        <w:rPr>
-          <w:i/>
-        </w:rPr>
-        <w:t xml:space="preserve"> het Westen</w:t>
-      </w:r>
-      <w:r>
-        <w:t xml:space="preserve">, The Hague 1982; </w:t>
-      </w:r>
-      <w:r>
-        <w:t xml:space="preserve">P.F. Maas with J.E.C.M. van </w:t>
-      </w:r>
-      <w:proofErr w:type="spellStart"/>
-      <w:r>
-        <w:t>Oerle</w:t>
-      </w:r>
-      <w:proofErr w:type="spellEnd"/>
-      <w:r>
-        <w:t xml:space="preserve">, </w:t>
-      </w:r>
-      <w:proofErr w:type="spellStart"/>
-      <w:r>
-        <w:rPr>
-          <w:i/>
-        </w:rPr>
-        <w:t>Indië</w:t>
-      </w:r>
-      <w:proofErr w:type="spellEnd"/>
-      <w:r>
-        <w:rPr>
-          <w:i/>
-        </w:rPr>
-        <w:t xml:space="preserve"> </w:t>
-      </w:r>
-      <w:proofErr w:type="spellStart"/>
-      <w:r>
-        <w:rPr>
-          <w:i/>
-        </w:rPr>
-        <w:t>verloren</w:t>
-      </w:r>
-      <w:proofErr w:type="spellEnd"/>
-      <w:r>
-        <w:rPr>
-          <w:i/>
-        </w:rPr>
-        <w:t xml:space="preserve">, </w:t>
-      </w:r>
-      <w:proofErr w:type="spellStart"/>
-      <w:r>
-        <w:rPr>
-          <w:i/>
-        </w:rPr>
-        <w:t>rampspoed</w:t>
-      </w:r>
-      <w:proofErr w:type="spellEnd"/>
-      <w:r>
-        <w:rPr>
-          <w:i/>
-        </w:rPr>
-        <w:t xml:space="preserve"> </w:t>
-      </w:r>
-      <w:proofErr w:type="spellStart"/>
-      <w:r>
-        <w:rPr>
-          <w:i/>
-        </w:rPr>
-        <w:t>geboren</w:t>
-      </w:r>
-      <w:proofErr w:type="spellEnd"/>
-      <w:r>
-        <w:rPr>
-          <w:i/>
-        </w:rPr>
-        <w:t xml:space="preserve">: het </w:t>
-      </w:r>
-      <w:proofErr w:type="spellStart"/>
-      <w:r>
-        <w:rPr>
-          <w:i/>
-        </w:rPr>
-        <w:t>moeizame</w:t>
-      </w:r>
-      <w:proofErr w:type="spellEnd"/>
-      <w:r>
-        <w:rPr>
-          <w:i/>
-        </w:rPr>
-        <w:t xml:space="preserve"> </w:t>
-      </w:r>
-      <w:proofErr w:type="spellStart"/>
-      <w:r>
-        <w:rPr>
-          <w:i/>
-        </w:rPr>
-        <w:t>afscheid</w:t>
-      </w:r>
-      <w:proofErr w:type="spellEnd"/>
-      <w:r>
-        <w:rPr>
-          <w:i/>
-        </w:rPr>
-        <w:t xml:space="preserve"> van </w:t>
-      </w:r>
-      <w:proofErr w:type="spellStart"/>
-      <w:r>
-        <w:rPr>
-          <w:i/>
-        </w:rPr>
-        <w:t>Indië</w:t>
-      </w:r>
-      <w:proofErr w:type="spellEnd"/>
-      <w:r>
-        <w:rPr>
-          <w:i/>
-        </w:rPr>
-        <w:t xml:space="preserve"> van </w:t>
-      </w:r>
-      <w:proofErr w:type="spellStart"/>
-      <w:r>
-        <w:rPr>
-          <w:i/>
-        </w:rPr>
-        <w:t>Van</w:t>
-      </w:r>
-      <w:proofErr w:type="spellEnd"/>
-      <w:r>
-        <w:rPr>
-          <w:i/>
-        </w:rPr>
-        <w:t xml:space="preserve"> Mook, </w:t>
-      </w:r>
-      <w:proofErr w:type="spellStart"/>
-      <w:r>
-        <w:rPr>
-          <w:i/>
-        </w:rPr>
-        <w:t>Stikker</w:t>
-      </w:r>
-      <w:proofErr w:type="spellEnd"/>
-      <w:r>
-        <w:rPr>
-          <w:i/>
-        </w:rPr>
-        <w:t xml:space="preserve"> </w:t>
-      </w:r>
-      <w:proofErr w:type="spellStart"/>
-      <w:r>
-        <w:rPr>
-          <w:i/>
-        </w:rPr>
-        <w:t>en</w:t>
-      </w:r>
-      <w:proofErr w:type="spellEnd"/>
-      <w:r>
-        <w:rPr>
-          <w:i/>
-        </w:rPr>
-        <w:t xml:space="preserve"> </w:t>
-      </w:r>
-      <w:proofErr w:type="spellStart"/>
-      <w:r>
-        <w:rPr>
-          <w:i/>
-        </w:rPr>
-        <w:t>Sassen</w:t>
-      </w:r>
-      <w:proofErr w:type="spellEnd"/>
-      <w:r>
-        <w:t xml:space="preserve">, </w:t>
-      </w:r>
-      <w:proofErr w:type="spellStart"/>
-      <w:r>
-        <w:t>Dieren</w:t>
-      </w:r>
-      <w:proofErr w:type="spellEnd"/>
-      <w:r>
-        <w:t xml:space="preserve"> 1983; </w:t>
-      </w:r>
-      <w:r>
-        <w:t>H.N. Boon, ‘</w:t>
-      </w:r>
-      <w:proofErr w:type="spellStart"/>
-      <w:r>
-        <w:t>Stikker</w:t>
-      </w:r>
-      <w:proofErr w:type="spellEnd"/>
-      <w:r>
-        <w:t xml:space="preserve">, Dirk </w:t>
-      </w:r>
-      <w:proofErr w:type="spellStart"/>
-      <w:r>
-        <w:t>Uipko</w:t>
-      </w:r>
-      <w:proofErr w:type="spellEnd"/>
-      <w:r>
-        <w:t xml:space="preserve">’ </w:t>
+        <w:t xml:space="preserve">, Dirk Uipko’ </w:t>
       </w:r>
       <w:r>
         <w:t xml:space="preserve">in </w:t>
@@ -6562,59 +6446,138 @@
           <w:color w:val="1A1A1A"/>
           <w:lang w:val="en-US"/>
         </w:rPr>
-        <w:t xml:space="preserve"> </w:t>
-      </w:r>
-      <w:proofErr w:type="spellStart"/>
+        <w:t xml:space="preserve"> Stikker (1948-1952)’ </w:t>
+      </w:r>
       <w:r>
         <w:rPr>
           <w:rFonts w:cs="Tahoma"/>
           <w:color w:val="1A1A1A"/>
           <w:lang w:val="en-US"/>
         </w:rPr>
-        <w:t>Stikker</w:t>
-      </w:r>
-      <w:proofErr w:type="spellEnd"/>
+        <w:t xml:space="preserve">in </w:t>
+      </w:r>
       <w:r>
         <w:rPr>
           <w:rFonts w:cs="Tahoma"/>
           <w:color w:val="1A1A1A"/>
           <w:lang w:val="en-US"/>
         </w:rPr>
-        <w:t xml:space="preserve"> (1948-1952)’ </w:t>
-      </w:r>
+        <w:t xml:space="preserve">D. </w:t>
+      </w:r>
+      <w:proofErr w:type="spellStart"/>
       <w:r>
         <w:rPr>
           <w:rFonts w:cs="Tahoma"/>
           <w:color w:val="1A1A1A"/>
           <w:lang w:val="en-US"/>
         </w:rPr>
-        <w:t xml:space="preserve">in </w:t>
-      </w:r>
+        <w:t>Hellema</w:t>
+      </w:r>
+      <w:proofErr w:type="spellEnd"/>
       <w:r>
         <w:rPr>
           <w:rFonts w:cs="Tahoma"/>
           <w:color w:val="1A1A1A"/>
           <w:lang w:val="en-US"/>
         </w:rPr>
-        <w:t xml:space="preserve">D. </w:t>
-      </w:r>
-      <w:proofErr w:type="spellStart"/>
+        <w:t xml:space="preserve"> et al. (Eds),</w:t>
+      </w:r>
+      <w:r>
+        <w:rPr>
+          <w:rFonts w:cs="Tahoma"/>
+          <w:i/>
+          <w:color w:val="1A1A1A"/>
+          <w:lang w:val="en-US"/>
+        </w:rPr>
+        <w:t xml:space="preserve"> De Nederlandse ministers van </w:t>
+      </w:r>
+      <w:proofErr w:type="spellStart"/>
+      <w:r>
+        <w:rPr>
+          <w:rFonts w:cs="Tahoma"/>
+          <w:i/>
+          <w:color w:val="1A1A1A"/>
+          <w:lang w:val="en-US"/>
+        </w:rPr>
+        <w:t>Buitenlandse</w:t>
+      </w:r>
+      <w:proofErr w:type="spellEnd"/>
+      <w:r>
+        <w:rPr>
+          <w:rFonts w:cs="Tahoma"/>
+          <w:i/>
+          <w:color w:val="1A1A1A"/>
+          <w:lang w:val="en-US"/>
+        </w:rPr>
+        <w:t xml:space="preserve"> Zaken in de </w:t>
+      </w:r>
+      <w:proofErr w:type="spellStart"/>
+      <w:r>
+        <w:rPr>
+          <w:rFonts w:cs="Tahoma"/>
+          <w:i/>
+          <w:color w:val="1A1A1A"/>
+          <w:lang w:val="en-US"/>
+        </w:rPr>
+        <w:t>twintigste</w:t>
+      </w:r>
+      <w:proofErr w:type="spellEnd"/>
+      <w:r>
+        <w:rPr>
+          <w:rFonts w:cs="Tahoma"/>
+          <w:i/>
+          <w:color w:val="1A1A1A"/>
+          <w:lang w:val="en-US"/>
+        </w:rPr>
+        <w:t xml:space="preserve"> </w:t>
+      </w:r>
+      <w:proofErr w:type="spellStart"/>
+      <w:r>
+        <w:rPr>
+          <w:rFonts w:cs="Tahoma"/>
+          <w:i/>
+          <w:color w:val="1A1A1A"/>
+          <w:lang w:val="en-US"/>
+        </w:rPr>
+        <w:t>eeuw</w:t>
+      </w:r>
+      <w:proofErr w:type="spellEnd"/>
       <w:r>
         <w:rPr>
           <w:rFonts w:cs="Tahoma"/>
           <w:color w:val="1A1A1A"/>
           <w:lang w:val="en-US"/>
         </w:rPr>
-        <w:t>Hellema</w:t>
-      </w:r>
-      <w:proofErr w:type="spellEnd"/>
+        <w:t>, The Hague 1999, 180-197;</w:t>
+      </w:r>
+      <w:r>
+        <w:t xml:space="preserve"> </w:t>
+      </w:r>
+      <w:r>
+        <w:t xml:space="preserve">R.C. Hendrickson, </w:t>
+      </w:r>
+      <w:r>
+        <w:rPr>
+          <w:i/>
+        </w:rPr>
+        <w:t>Diplomacy and War at NATO: The Secretary General and Military Action after the Cold War</w:t>
+      </w:r>
+      <w:r>
+        <w:t>, Columbia</w:t>
+      </w:r>
+      <w:r>
+        <w:t>, NY</w:t>
+      </w:r>
+      <w:r>
+        <w:t xml:space="preserve"> 2006, 22-23; </w:t>
+      </w:r>
       <w:r>
         <w:rPr>
           <w:rFonts w:cs="Tahoma"/>
           <w:color w:val="1A1A1A"/>
           <w:lang w:val="en-US"/>
         </w:rPr>
-        <w:t xml:space="preserve"> et al. (Eds),</w:t>
+        <w:t xml:space="preserve">A. Priest, </w:t>
       </w:r>
       <w:r>
         <w:rPr>
@@ -6623,177 +6586,24 @@
           <w:color w:val="1A1A1A"/>
           <w:lang w:val="en-US"/>
         </w:rPr>
-        <w:t xml:space="preserve"> De </w:t>
-      </w:r>
-      <w:proofErr w:type="spellStart"/>
-      <w:r>
-        <w:rPr>
-          <w:rFonts w:cs="Tahoma"/>
-          <w:i/>
-          <w:color w:val="1A1A1A"/>
-          <w:lang w:val="en-US"/>
-        </w:rPr>
-        <w:t>Nederlandse</w:t>
-      </w:r>
-      <w:proofErr w:type="spellEnd"/>
-      <w:r>
-        <w:rPr>
-          <w:rFonts w:cs="Tahoma"/>
-          <w:i/>
-          <w:color w:val="1A1A1A"/>
-          <w:lang w:val="en-US"/>
-        </w:rPr>
-        <w:t xml:space="preserve"> ministers van </w:t>
-      </w:r>
-      <w:proofErr w:type="spellStart"/>
-      <w:r>
-        <w:rPr>
-          <w:rFonts w:cs="Tahoma"/>
-          <w:i/>
-          <w:color w:val="1A1A1A"/>
-          <w:lang w:val="en-US"/>
-        </w:rPr>
-        <w:t>Buitenlandse</w:t>
-      </w:r>
-      <w:proofErr w:type="spellEnd"/>
-      <w:r>
-        <w:rPr>
-          <w:rFonts w:cs="Tahoma"/>
-          <w:i/>
-          <w:color w:val="1A1A1A"/>
-          <w:lang w:val="en-US"/>
-        </w:rPr>
-        <w:t xml:space="preserve"> </w:t>
-      </w:r>
-      <w:proofErr w:type="spellStart"/>
-      <w:r>
-        <w:rPr>
-          <w:rFonts w:cs="Tahoma"/>
-          <w:i/>
-          <w:color w:val="1A1A1A"/>
-          <w:lang w:val="en-US"/>
-        </w:rPr>
-        <w:t>Zaken</w:t>
-      </w:r>
-      <w:proofErr w:type="spellEnd"/>
-      <w:r>
-        <w:rPr>
-          <w:rFonts w:cs="Tahoma"/>
-          <w:i/>
-          <w:color w:val="1A1A1A"/>
-          <w:lang w:val="en-US"/>
-        </w:rPr>
-        <w:t xml:space="preserve"> in de </w:t>
-      </w:r>
-      <w:proofErr w:type="spellStart"/>
-      <w:r>
-        <w:rPr>
-          <w:rFonts w:cs="Tahoma"/>
-          <w:i/>
-          <w:color w:val="1A1A1A"/>
-          <w:lang w:val="en-US"/>
-        </w:rPr>
-        <w:t>twintigste</w:t>
-      </w:r>
-      <w:proofErr w:type="spellEnd"/>
-      <w:r>
-        <w:rPr>
-          <w:rFonts w:cs="Tahoma"/>
-          <w:i/>
-          <w:color w:val="1A1A1A"/>
-          <w:lang w:val="en-US"/>
-        </w:rPr>
-        <w:t xml:space="preserve"> </w:t>
-      </w:r>
-      <w:proofErr w:type="spellStart"/>
-      <w:r>
-        <w:rPr>
-          <w:rFonts w:cs="Tahoma"/>
-          <w:i/>
-          <w:color w:val="1A1A1A"/>
-          <w:lang w:val="en-US"/>
-        </w:rPr>
-        <w:t>eeuw</w:t>
-      </w:r>
-      <w:proofErr w:type="spellEnd"/>
+        <w:t>Kennedy, Johnson and NATO: Britain, America and the Dynamics of the Alliance, 1962-68</w:t>
+      </w:r>
       <w:r>
         <w:rPr>
           <w:rFonts w:cs="Tahoma"/>
           <w:color w:val="1A1A1A"/>
           <w:lang w:val="en-US"/>
         </w:rPr>
-        <w:t>, The Hague 1999, 180-197;</w:t>
-      </w:r>
-      <w:r>
-        <w:t xml:space="preserve"> </w:t>
-      </w:r>
-      <w:r>
-        <w:t xml:space="preserve">R.C. Hendrickson, </w:t>
-      </w:r>
-      <w:r>
-        <w:rPr>
-          <w:i/>
-        </w:rPr>
-        <w:t>Diplomacy and War at NATO: The Secretary General and Military Action after the Cold War</w:t>
-      </w:r>
-      <w:r>
-        <w:t>, Columbia</w:t>
-      </w:r>
-      <w:r>
-        <w:t>, NY</w:t>
-      </w:r>
-      <w:r>
-        <w:t xml:space="preserve"> 2006, 22-23; </w:t>
-      </w:r>
-      <w:r>
-        <w:rPr>
-          <w:rFonts w:cs="Tahoma"/>
-          <w:color w:val="1A1A1A"/>
-          <w:lang w:val="en-US"/>
-        </w:rPr>
-        <w:t xml:space="preserve">A. Priest, </w:t>
-      </w:r>
-      <w:r>
-        <w:rPr>
-          <w:rFonts w:cs="Tahoma"/>
-          <w:i/>
-          <w:color w:val="1A1A1A"/>
-          <w:lang w:val="en-US"/>
-        </w:rPr>
-        <w:t>Kennedy, Johnson and NATO: Britain, America and the Dynamics of the Alliance, 1962-68</w:t>
-      </w:r>
-      <w:r>
-        <w:rPr>
-          <w:rFonts w:cs="Tahoma"/>
-          <w:color w:val="1A1A1A"/>
-          <w:lang w:val="en-US"/>
-        </w:rPr>
         <w:t xml:space="preserve">, London 2006; </w:t>
       </w:r>
       <w:r>
-        <w:t xml:space="preserve">J.A. </w:t>
-      </w:r>
-      <w:proofErr w:type="spellStart"/>
-      <w:r>
-        <w:t>Hoogenboezem</w:t>
-      </w:r>
-      <w:proofErr w:type="spellEnd"/>
-      <w:r>
-        <w:t>, ‘Hidden Success: A Case S</w:t>
-      </w:r>
-      <w:r>
-        <w:t xml:space="preserve">tudy of Secretary-General Dirk </w:t>
-      </w:r>
-      <w:proofErr w:type="spellStart"/>
-      <w:r>
-        <w:t>S</w:t>
-      </w:r>
-      <w:r>
-        <w:t>tikker’s</w:t>
-      </w:r>
-      <w:proofErr w:type="spellEnd"/>
-      <w:r>
-        <w:t xml:space="preserve"> Leadership at NATO’ </w:t>
+        <w:t>J.A. Hoogenboezem, ‘Hidden Success: A Case S</w:t>
+      </w:r>
+      <w:r>
+        <w:t>tudy of Secretary-General Dirk S</w:t>
+      </w:r>
+      <w:r>
+        <w:t xml:space="preserve">tikker’s Leadership at NATO’ </w:t>
       </w:r>
       <w:r>
         <w:t xml:space="preserve">in </w:t>
@@ -6907,15 +6717,7 @@
       </w:r>
       <w:proofErr w:type="spellEnd"/>
       <w:r>
-        <w:t xml:space="preserve">, Dirk </w:t>
-      </w:r>
-      <w:proofErr w:type="spellStart"/>
-      <w:r>
-        <w:t>Uipko</w:t>
-      </w:r>
-      <w:proofErr w:type="spellEnd"/>
-      <w:r>
-        <w:t xml:space="preserve">’ in </w:t>
+        <w:t xml:space="preserve">, Dirk Uipko’ in </w:t>
       </w:r>
       <w:r>
         <w:rPr>
@@ -6932,7 +6734,7 @@
       <w:r>
         <w:t xml:space="preserve">Eisenberg, </w:t>
       </w:r>
-      <w:hyperlink r:id="rId11" w:history="1">
+      <w:hyperlink r:id="rId10" w:history="1">
         <w:r>
           <w:rPr>
             <w:rStyle w:val="Hyperlink"/>
@@ -6954,9 +6756,9 @@
       </w:pPr>
     </w:p>
     <w:sectPr>
-      <w:headerReference w:type="even" r:id="rId12"/>
-      <w:headerReference w:type="default" r:id="rId13"/>
-      <w:footerReference w:type="default" r:id="rId14"/>
+      <w:headerReference w:type="even" r:id="rId11"/>
+      <w:headerReference w:type="default" r:id="rId12"/>
+      <w:footerReference w:type="default" r:id="rId13"/>
       <w:pgSz w:w="11900" w:h="16840"/>
       <w:pgMar w:top="1418" w:right="1418" w:bottom="1418" w:left="1418" w:header="709" w:footer="709" w:gutter="0"/>
       <w:cols w:space="720"/>
@@ -6966,7 +6768,7 @@
 </file>
 
 <file path=word/endnotes.xml><?xml version="1.0" encoding="utf-8"?>
-<w:endnotes xmlns:wpc="http://schemas.microsoft.com/office/word/2010/wordprocessingCanvas" xmlns:cx="http://schemas.microsoft.com/office/drawing/2014/chartex" xmlns:cx1="http://schemas.microsoft.com/office/drawing/2015/9/8/chartex" xmlns:cx2="http://schemas.microsoft.com/office/drawing/2015/10/21/chartex" xmlns:cx3="http://schemas.microsoft.com/office/drawing/2016/5/9/chartex" xmlns:cx4="http://schemas.microsoft.com/office/drawing/2016/5/10/chartex" xmlns:cx5="http://schemas.microsoft.com/office/drawing/2016/5/11/chartex" xmlns:cx6="http://schemas.microsoft.com/office/drawing/2016/5/12/chartex" xmlns:cx7="http://schemas.microsoft.com/office/drawing/2016/5/13/chartex" xmlns:cx8="http://schemas.microsoft.com/office/drawing/2016/5/14/chartex" xmlns:mc="http://schemas.openxmlformats.org/markup-compatibility/2006" xmlns:aink="http://schemas.microsoft.com/office/drawing/2016/ink" xmlns:am3d="http://schemas.microsoft.com/office/drawing/2017/model3d" xmlns:o="urn:schemas-microsoft-com:office:office" xmlns:oel="http://schemas.microsoft.com/office/2019/extlst" xmlns:r="http://schemas.openxmlformats.org/officeDocument/2006/relationships" xmlns:m="http://schemas.openxmlformats.org/officeDocument/2006/math" xmlns:v="urn:schemas-microsoft-com:vml" xmlns:wp14="http://schemas.microsoft.com/office/word/2010/wordprocessingDrawing" xmlns:wp="http://schemas.openxmlformats.org/drawingml/2006/wordprocessingDrawing" xmlns:w10="urn:schemas-microsoft-com:office:word" xmlns:w="http://schemas.openxmlformats.org/wordprocessingml/2006/main" xmlns:w14="http://schemas.microsoft.com/office/word/2010/wordml" xmlns:w15="http://schemas.microsoft.com/office/word/2012/wordml" xmlns:w16cex="http://schemas.microsoft.com/office/word/2018/wordml/cex" xmlns:w16cid="http://schemas.microsoft.com/office/word/2016/wordml/cid" xmlns:w16="http://schemas.microsoft.com/office/word/2018/wordml" xmlns:w16du="http://schemas.microsoft.com/office/word/2023/wordml/word16du" xmlns:w16sdtdh="http://schemas.microsoft.com/office/word/2020/wordml/sdtdatahash" xmlns:w16sdtfl="http://schemas.microsoft.com/office/word/2024/wordml/sdtformatlock" xmlns:w16se="http://schemas.microsoft.com/office/word/2015/wordml/symex" xmlns:wpg="http://schemas.microsoft.com/office/word/2010/wordprocessingGroup" xmlns:wpi="http://schemas.microsoft.com/office/word/2010/wordprocessingInk" xmlns:wne="http://schemas.microsoft.com/office/word/2006/wordml" xmlns:wps="http://schemas.microsoft.com/office/word/2010/wordprocessingShape" mc:Ignorable="w14 w15 w16se w16cid w16 w16cex w16sdtdh w16sdtfl w16du wp14">
+<w:endnotes xmlns:wpc="http://schemas.microsoft.com/office/word/2010/wordprocessingCanvas" xmlns:cx="http://schemas.microsoft.com/office/drawing/2014/chartex" xmlns:cx1="http://schemas.microsoft.com/office/drawing/2015/9/8/chartex" xmlns:cx2="http://schemas.microsoft.com/office/drawing/2015/10/21/chartex" xmlns:cx3="http://schemas.microsoft.com/office/drawing/2016/5/9/chartex" xmlns:cx4="http://schemas.microsoft.com/office/drawing/2016/5/10/chartex" xmlns:cx5="http://schemas.microsoft.com/office/drawing/2016/5/11/chartex" xmlns:cx6="http://schemas.microsoft.com/office/drawing/2016/5/12/chartex" xmlns:cx7="http://schemas.microsoft.com/office/drawing/2016/5/13/chartex" xmlns:cx8="http://schemas.microsoft.com/office/drawing/2016/5/14/chartex" xmlns:mc="http://schemas.openxmlformats.org/markup-compatibility/2006" xmlns:m="http://schemas.openxmlformats.org/officeDocument/2006/math" xmlns:aink="http://schemas.microsoft.com/office/drawing/2016/ink" xmlns:am3d="http://schemas.microsoft.com/office/drawing/2017/model3d" xmlns:oel="http://schemas.microsoft.com/office/2019/extlst" xmlns:r="http://schemas.openxmlformats.org/officeDocument/2006/relationships" xmlns:wp14="http://schemas.microsoft.com/office/word/2010/wordprocessingDrawing" xmlns:wp="http://schemas.openxmlformats.org/drawingml/2006/wordprocessingDrawing" xmlns:wpg="http://schemas.microsoft.com/office/word/2010/wordprocessingGroup" xmlns:wpi="http://schemas.microsoft.com/office/word/2010/wordprocessingInk" xmlns:wps="http://schemas.microsoft.com/office/word/2010/wordprocessingShape" xmlns:o="urn:schemas-microsoft-com:office:office" xmlns:v="urn:schemas-microsoft-com:vml" xmlns:w10="urn:schemas-microsoft-com:office:word" xmlns:w="http://schemas.openxmlformats.org/wordprocessingml/2006/main" xmlns:w14="http://schemas.microsoft.com/office/word/2010/wordml" xmlns:w15="http://schemas.microsoft.com/office/word/2012/wordml" xmlns:w16cei="http://schemas.microsoft.com/office/word/2026/wordml/cei" xmlns:w16cex="http://schemas.microsoft.com/office/word/2018/wordml/cex" xmlns:w16cid="http://schemas.microsoft.com/office/word/2016/wordml/cid" xmlns:w16="http://schemas.microsoft.com/office/word/2018/wordml" xmlns:w16sdtdh="http://schemas.microsoft.com/office/word/2020/wordml/sdtdatahash" xmlns:w16sdtfl="http://schemas.microsoft.com/office/word/2024/wordml/sdtformatlock" xmlns:w16se="http://schemas.microsoft.com/office/word/2015/wordml/symex" xmlns:w16du="http://schemas.microsoft.com/office/word/2023/wordml/word16du" xmlns:wne="http://schemas.microsoft.com/office/word/2006/wordml" mc:Ignorable="w14 w15 w16se w16cid w16 w16cex w16sdtdh w16sdtfl w16du wp14">
   <w:endnote w:type="separator" w:id="-1">
     <w:p>
       <w:r>
@@ -6985,7 +6787,7 @@
 </file>
 
 <file path=word/footer1.xml><?xml version="1.0" encoding="utf-8"?>
-<w:ftr xmlns:wpc="http://schemas.microsoft.com/office/word/2010/wordprocessingCanvas" xmlns:cx="http://schemas.microsoft.com/office/drawing/2014/chartex" xmlns:cx1="http://schemas.microsoft.com/office/drawing/2015/9/8/chartex" xmlns:cx2="http://schemas.microsoft.com/office/drawing/2015/10/21/chartex" xmlns:cx3="http://schemas.microsoft.com/office/drawing/2016/5/9/chartex" xmlns:cx4="http://schemas.microsoft.com/office/drawing/2016/5/10/chartex" xmlns:cx5="http://schemas.microsoft.com/office/drawing/2016/5/11/chartex" xmlns:cx6="http://schemas.microsoft.com/office/drawing/2016/5/12/chartex" xmlns:cx7="http://schemas.microsoft.com/office/drawing/2016/5/13/chartex" xmlns:cx8="http://schemas.microsoft.com/office/drawing/2016/5/14/chartex" xmlns:mc="http://schemas.openxmlformats.org/markup-compatibility/2006" xmlns:aink="http://schemas.microsoft.com/office/drawing/2016/ink" xmlns:am3d="http://schemas.microsoft.com/office/drawing/2017/model3d" xmlns:o="urn:schemas-microsoft-com:office:office" xmlns:oel="http://schemas.microsoft.com/office/2019/extlst" xmlns:r="http://schemas.openxmlformats.org/officeDocument/2006/relationships" xmlns:m="http://schemas.openxmlformats.org/officeDocument/2006/math" xmlns:v="urn:schemas-microsoft-com:vml" xmlns:wp14="http://schemas.microsoft.com/office/word/2010/wordprocessingDrawing" xmlns:wp="http://schemas.openxmlformats.org/drawingml/2006/wordprocessingDrawing" xmlns:w10="urn:schemas-microsoft-com:office:word" xmlns:w="http://schemas.openxmlformats.org/wordprocessingml/2006/main" xmlns:w14="http://schemas.microsoft.com/office/word/2010/wordml" xmlns:w15="http://schemas.microsoft.com/office/word/2012/wordml" xmlns:w16cex="http://schemas.microsoft.com/office/word/2018/wordml/cex" xmlns:w16cid="http://schemas.microsoft.com/office/word/2016/wordml/cid" xmlns:w16="http://schemas.microsoft.com/office/word/2018/wordml" xmlns:w16du="http://schemas.microsoft.com/office/word/2023/wordml/word16du" xmlns:w16sdtdh="http://schemas.microsoft.com/office/word/2020/wordml/sdtdatahash" xmlns:w16sdtfl="http://schemas.microsoft.com/office/word/2024/wordml/sdtformatlock" xmlns:w16se="http://schemas.microsoft.com/office/word/2015/wordml/symex" xmlns:wpg="http://schemas.microsoft.com/office/word/2010/wordprocessingGroup" xmlns:wpi="http://schemas.microsoft.com/office/word/2010/wordprocessingInk" xmlns:wne="http://schemas.microsoft.com/office/word/2006/wordml" xmlns:wps="http://schemas.microsoft.com/office/word/2010/wordprocessingShape" mc:Ignorable="w14 w15 w16se w16cid w16 w16cex w16sdtdh w16sdtfl w16du wp14">
+<w:ftr xmlns:wpc="http://schemas.microsoft.com/office/word/2010/wordprocessingCanvas" xmlns:cx="http://schemas.microsoft.com/office/drawing/2014/chartex" xmlns:cx1="http://schemas.microsoft.com/office/drawing/2015/9/8/chartex" xmlns:cx2="http://schemas.microsoft.com/office/drawing/2015/10/21/chartex" xmlns:cx3="http://schemas.microsoft.com/office/drawing/2016/5/9/chartex" xmlns:cx4="http://schemas.microsoft.com/office/drawing/2016/5/10/chartex" xmlns:cx5="http://schemas.microsoft.com/office/drawing/2016/5/11/chartex" xmlns:cx6="http://schemas.microsoft.com/office/drawing/2016/5/12/chartex" xmlns:cx7="http://schemas.microsoft.com/office/drawing/2016/5/13/chartex" xmlns:cx8="http://schemas.microsoft.com/office/drawing/2016/5/14/chartex" xmlns:mc="http://schemas.openxmlformats.org/markup-compatibility/2006" xmlns:m="http://schemas.openxmlformats.org/officeDocument/2006/math" xmlns:aink="http://schemas.microsoft.com/office/drawing/2016/ink" xmlns:am3d="http://schemas.microsoft.com/office/drawing/2017/model3d" xmlns:oel="http://schemas.microsoft.com/office/2019/extlst" xmlns:r="http://schemas.openxmlformats.org/officeDocument/2006/relationships" xmlns:wp14="http://schemas.microsoft.com/office/word/2010/wordprocessingDrawing" xmlns:wp="http://schemas.openxmlformats.org/drawingml/2006/wordprocessingDrawing" xmlns:wpg="http://schemas.microsoft.com/office/word/2010/wordprocessingGroup" xmlns:wpi="http://schemas.microsoft.com/office/word/2010/wordprocessingInk" xmlns:wps="http://schemas.microsoft.com/office/word/2010/wordprocessingShape" xmlns:o="urn:schemas-microsoft-com:office:office" xmlns:v="urn:schemas-microsoft-com:vml" xmlns:w10="urn:schemas-microsoft-com:office:word" xmlns:w="http://schemas.openxmlformats.org/wordprocessingml/2006/main" xmlns:w14="http://schemas.microsoft.com/office/word/2010/wordml" xmlns:w15="http://schemas.microsoft.com/office/word/2012/wordml" xmlns:w16cei="http://schemas.microsoft.com/office/word/2026/wordml/cei" xmlns:w16cex="http://schemas.microsoft.com/office/word/2018/wordml/cex" xmlns:w16cid="http://schemas.microsoft.com/office/word/2016/wordml/cid" xmlns:w16="http://schemas.microsoft.com/office/word/2018/wordml" xmlns:w16sdtdh="http://schemas.microsoft.com/office/word/2020/wordml/sdtdatahash" xmlns:w16sdtfl="http://schemas.microsoft.com/office/word/2024/wordml/sdtformatlock" xmlns:w16se="http://schemas.microsoft.com/office/word/2015/wordml/symex" xmlns:w16du="http://schemas.microsoft.com/office/word/2023/wordml/word16du" xmlns:wne="http://schemas.microsoft.com/office/word/2006/wordml" mc:Ignorable="w14 w15 w16se w16cid w16 w16cex w16sdtdh w16sdtfl w16du wp14">
   <w:p>
     <w:pPr>
       <w:pStyle w:val="Voettekst"/>
@@ -7032,7 +6834,7 @@
 </file>
 
 <file path=word/footnotes.xml><?xml version="1.0" encoding="utf-8"?>
-<w:footnotes xmlns:wpc="http://schemas.microsoft.com/office/word/2010/wordprocessingCanvas" xmlns:cx="http://schemas.microsoft.com/office/drawing/2014/chartex" xmlns:cx1="http://schemas.microsoft.com/office/drawing/2015/9/8/chartex" xmlns:cx2="http://schemas.microsoft.com/office/drawing/2015/10/21/chartex" xmlns:cx3="http://schemas.microsoft.com/office/drawing/2016/5/9/chartex" xmlns:cx4="http://schemas.microsoft.com/office/drawing/2016/5/10/chartex" xmlns:cx5="http://schemas.microsoft.com/office/drawing/2016/5/11/chartex" xmlns:cx6="http://schemas.microsoft.com/office/drawing/2016/5/12/chartex" xmlns:cx7="http://schemas.microsoft.com/office/drawing/2016/5/13/chartex" xmlns:cx8="http://schemas.microsoft.com/office/drawing/2016/5/14/chartex" xmlns:mc="http://schemas.openxmlformats.org/markup-compatibility/2006" xmlns:aink="http://schemas.microsoft.com/office/drawing/2016/ink" xmlns:am3d="http://schemas.microsoft.com/office/drawing/2017/model3d" xmlns:o="urn:schemas-microsoft-com:office:office" xmlns:oel="http://schemas.microsoft.com/office/2019/extlst" xmlns:r="http://schemas.openxmlformats.org/officeDocument/2006/relationships" xmlns:m="http://schemas.openxmlformats.org/officeDocument/2006/math" xmlns:v="urn:schemas-microsoft-com:vml" xmlns:wp14="http://schemas.microsoft.com/office/word/2010/wordprocessingDrawing" xmlns:wp="http://schemas.openxmlformats.org/drawingml/2006/wordprocessingDrawing" xmlns:w10="urn:schemas-microsoft-com:office:word" xmlns:w="http://schemas.openxmlformats.org/wordprocessingml/2006/main" xmlns:w14="http://schemas.microsoft.com/office/word/2010/wordml" xmlns:w15="http://schemas.microsoft.com/office/word/2012/wordml" xmlns:w16cex="http://schemas.microsoft.com/office/word/2018/wordml/cex" xmlns:w16cid="http://schemas.microsoft.com/office/word/2016/wordml/cid" xmlns:w16="http://schemas.microsoft.com/office/word/2018/wordml" xmlns:w16du="http://schemas.microsoft.com/office/word/2023/wordml/word16du" xmlns:w16sdtdh="http://schemas.microsoft.com/office/word/2020/wordml/sdtdatahash" xmlns:w16sdtfl="http://schemas.microsoft.com/office/word/2024/wordml/sdtformatlock" xmlns:w16se="http://schemas.microsoft.com/office/word/2015/wordml/symex" xmlns:wpg="http://schemas.microsoft.com/office/word/2010/wordprocessingGroup" xmlns:wpi="http://schemas.microsoft.com/office/word/2010/wordprocessingInk" xmlns:wne="http://schemas.microsoft.com/office/word/2006/wordml" xmlns:wps="http://schemas.microsoft.com/office/word/2010/wordprocessingShape" mc:Ignorable="w14 w15 w16se w16cid w16 w16cex w16sdtdh w16sdtfl w16du wp14">
+<w:footnotes xmlns:wpc="http://schemas.microsoft.com/office/word/2010/wordprocessingCanvas" xmlns:cx="http://schemas.microsoft.com/office/drawing/2014/chartex" xmlns:cx1="http://schemas.microsoft.com/office/drawing/2015/9/8/chartex" xmlns:cx2="http://schemas.microsoft.com/office/drawing/2015/10/21/chartex" xmlns:cx3="http://schemas.microsoft.com/office/drawing/2016/5/9/chartex" xmlns:cx4="http://schemas.microsoft.com/office/drawing/2016/5/10/chartex" xmlns:cx5="http://schemas.microsoft.com/office/drawing/2016/5/11/chartex" xmlns:cx6="http://schemas.microsoft.com/office/drawing/2016/5/12/chartex" xmlns:cx7="http://schemas.microsoft.com/office/drawing/2016/5/13/chartex" xmlns:cx8="http://schemas.microsoft.com/office/drawing/2016/5/14/chartex" xmlns:mc="http://schemas.openxmlformats.org/markup-compatibility/2006" xmlns:m="http://schemas.openxmlformats.org/officeDocument/2006/math" xmlns:aink="http://schemas.microsoft.com/office/drawing/2016/ink" xmlns:am3d="http://schemas.microsoft.com/office/drawing/2017/model3d" xmlns:oel="http://schemas.microsoft.com/office/2019/extlst" xmlns:r="http://schemas.openxmlformats.org/officeDocument/2006/relationships" xmlns:wp14="http://schemas.microsoft.com/office/word/2010/wordprocessingDrawing" xmlns:wp="http://schemas.openxmlformats.org/drawingml/2006/wordprocessingDrawing" xmlns:wpg="http://schemas.microsoft.com/office/word/2010/wordprocessingGroup" xmlns:wpi="http://schemas.microsoft.com/office/word/2010/wordprocessingInk" xmlns:wps="http://schemas.microsoft.com/office/word/2010/wordprocessingShape" xmlns:o="urn:schemas-microsoft-com:office:office" xmlns:v="urn:schemas-microsoft-com:vml" xmlns:w10="urn:schemas-microsoft-com:office:word" xmlns:w="http://schemas.openxmlformats.org/wordprocessingml/2006/main" xmlns:w14="http://schemas.microsoft.com/office/word/2010/wordml" xmlns:w15="http://schemas.microsoft.com/office/word/2012/wordml" xmlns:w16cei="http://schemas.microsoft.com/office/word/2026/wordml/cei" xmlns:w16cex="http://schemas.microsoft.com/office/word/2018/wordml/cex" xmlns:w16cid="http://schemas.microsoft.com/office/word/2016/wordml/cid" xmlns:w16="http://schemas.microsoft.com/office/word/2018/wordml" xmlns:w16sdtdh="http://schemas.microsoft.com/office/word/2020/wordml/sdtdatahash" xmlns:w16sdtfl="http://schemas.microsoft.com/office/word/2024/wordml/sdtformatlock" xmlns:w16se="http://schemas.microsoft.com/office/word/2015/wordml/symex" xmlns:w16du="http://schemas.microsoft.com/office/word/2023/wordml/word16du" xmlns:wne="http://schemas.microsoft.com/office/word/2006/wordml" mc:Ignorable="w14 w15 w16se w16cid w16 w16cex w16sdtdh w16sdtfl w16du wp14">
   <w:footnote w:type="separator" w:id="-1">
     <w:p>
       <w:r>
@@ -7051,7 +6853,7 @@
 </file>
 
 <file path=word/header1.xml><?xml version="1.0" encoding="utf-8"?>
-<w:hdr xmlns:wpc="http://schemas.microsoft.com/office/word/2010/wordprocessingCanvas" xmlns:cx="http://schemas.microsoft.com/office/drawing/2014/chartex" xmlns:cx1="http://schemas.microsoft.com/office/drawing/2015/9/8/chartex" xmlns:cx2="http://schemas.microsoft.com/office/drawing/2015/10/21/chartex" xmlns:cx3="http://schemas.microsoft.com/office/drawing/2016/5/9/chartex" xmlns:cx4="http://schemas.microsoft.com/office/drawing/2016/5/10/chartex" xmlns:cx5="http://schemas.microsoft.com/office/drawing/2016/5/11/chartex" xmlns:cx6="http://schemas.microsoft.com/office/drawing/2016/5/12/chartex" xmlns:cx7="http://schemas.microsoft.com/office/drawing/2016/5/13/chartex" xmlns:cx8="http://schemas.microsoft.com/office/drawing/2016/5/14/chartex" xmlns:mc="http://schemas.openxmlformats.org/markup-compatibility/2006" xmlns:aink="http://schemas.microsoft.com/office/drawing/2016/ink" xmlns:am3d="http://schemas.microsoft.com/office/drawing/2017/model3d" xmlns:o="urn:schemas-microsoft-com:office:office" xmlns:oel="http://schemas.microsoft.com/office/2019/extlst" xmlns:r="http://schemas.openxmlformats.org/officeDocument/2006/relationships" xmlns:m="http://schemas.openxmlformats.org/officeDocument/2006/math" xmlns:v="urn:schemas-microsoft-com:vml" xmlns:wp14="http://schemas.microsoft.com/office/word/2010/wordprocessingDrawing" xmlns:wp="http://schemas.openxmlformats.org/drawingml/2006/wordprocessingDrawing" xmlns:w10="urn:schemas-microsoft-com:office:word" xmlns:w="http://schemas.openxmlformats.org/wordprocessingml/2006/main" xmlns:w14="http://schemas.microsoft.com/office/word/2010/wordml" xmlns:w15="http://schemas.microsoft.com/office/word/2012/wordml" xmlns:w16cex="http://schemas.microsoft.com/office/word/2018/wordml/cex" xmlns:w16cid="http://schemas.microsoft.com/office/word/2016/wordml/cid" xmlns:w16="http://schemas.microsoft.com/office/word/2018/wordml" xmlns:w16du="http://schemas.microsoft.com/office/word/2023/wordml/word16du" xmlns:w16sdtdh="http://schemas.microsoft.com/office/word/2020/wordml/sdtdatahash" xmlns:w16sdtfl="http://schemas.microsoft.com/office/word/2024/wordml/sdtformatlock" xmlns:w16se="http://schemas.microsoft.com/office/word/2015/wordml/symex" xmlns:wpg="http://schemas.microsoft.com/office/word/2010/wordprocessingGroup" xmlns:wpi="http://schemas.microsoft.com/office/word/2010/wordprocessingInk" xmlns:wne="http://schemas.microsoft.com/office/word/2006/wordml" xmlns:wps="http://schemas.microsoft.com/office/word/2010/wordprocessingShape" mc:Ignorable="w14 w15 w16se w16cid w16 w16cex w16sdtdh w16sdtfl w16du wp14">
+<w:hdr xmlns:wpc="http://schemas.microsoft.com/office/word/2010/wordprocessingCanvas" xmlns:cx="http://schemas.microsoft.com/office/drawing/2014/chartex" xmlns:cx1="http://schemas.microsoft.com/office/drawing/2015/9/8/chartex" xmlns:cx2="http://schemas.microsoft.com/office/drawing/2015/10/21/chartex" xmlns:cx3="http://schemas.microsoft.com/office/drawing/2016/5/9/chartex" xmlns:cx4="http://schemas.microsoft.com/office/drawing/2016/5/10/chartex" xmlns:cx5="http://schemas.microsoft.com/office/drawing/2016/5/11/chartex" xmlns:cx6="http://schemas.microsoft.com/office/drawing/2016/5/12/chartex" xmlns:cx7="http://schemas.microsoft.com/office/drawing/2016/5/13/chartex" xmlns:cx8="http://schemas.microsoft.com/office/drawing/2016/5/14/chartex" xmlns:mc="http://schemas.openxmlformats.org/markup-compatibility/2006" xmlns:m="http://schemas.openxmlformats.org/officeDocument/2006/math" xmlns:aink="http://schemas.microsoft.com/office/drawing/2016/ink" xmlns:am3d="http://schemas.microsoft.com/office/drawing/2017/model3d" xmlns:oel="http://schemas.microsoft.com/office/2019/extlst" xmlns:r="http://schemas.openxmlformats.org/officeDocument/2006/relationships" xmlns:wp14="http://schemas.microsoft.com/office/word/2010/wordprocessingDrawing" xmlns:wp="http://schemas.openxmlformats.org/drawingml/2006/wordprocessingDrawing" xmlns:wpg="http://schemas.microsoft.com/office/word/2010/wordprocessingGroup" xmlns:wpi="http://schemas.microsoft.com/office/word/2010/wordprocessingInk" xmlns:wps="http://schemas.microsoft.com/office/word/2010/wordprocessingShape" xmlns:o="urn:schemas-microsoft-com:office:office" xmlns:v="urn:schemas-microsoft-com:vml" xmlns:w10="urn:schemas-microsoft-com:office:word" xmlns:w="http://schemas.openxmlformats.org/wordprocessingml/2006/main" xmlns:w14="http://schemas.microsoft.com/office/word/2010/wordml" xmlns:w15="http://schemas.microsoft.com/office/word/2012/wordml" xmlns:w16cei="http://schemas.microsoft.com/office/word/2026/wordml/cei" xmlns:w16cex="http://schemas.microsoft.com/office/word/2018/wordml/cex" xmlns:w16cid="http://schemas.microsoft.com/office/word/2016/wordml/cid" xmlns:w16="http://schemas.microsoft.com/office/word/2018/wordml" xmlns:w16sdtdh="http://schemas.microsoft.com/office/word/2020/wordml/sdtdatahash" xmlns:w16sdtfl="http://schemas.microsoft.com/office/word/2024/wordml/sdtformatlock" xmlns:w16se="http://schemas.microsoft.com/office/word/2015/wordml/symex" xmlns:w16du="http://schemas.microsoft.com/office/word/2023/wordml/word16du" xmlns:wne="http://schemas.microsoft.com/office/word/2006/wordml" mc:Ignorable="w14 w15 w16se w16cid w16 w16cex w16sdtdh w16sdtfl w16du wp14">
   <w:p>
     <w:pPr>
       <w:pStyle w:val="Koptekst"/>
@@ -7088,7 +6890,7 @@
 </file>
 
 <file path=word/header2.xml><?xml version="1.0" encoding="utf-8"?>
-<w:hdr xmlns:wpc="http://schemas.microsoft.com/office/word/2010/wordprocessingCanvas" xmlns:cx="http://schemas.microsoft.com/office/drawing/2014/chartex" xmlns:cx1="http://schemas.microsoft.com/office/drawing/2015/9/8/chartex" xmlns:cx2="http://schemas.microsoft.com/office/drawing/2015/10/21/chartex" xmlns:cx3="http://schemas.microsoft.com/office/drawing/2016/5/9/chartex" xmlns:cx4="http://schemas.microsoft.com/office/drawing/2016/5/10/chartex" xmlns:cx5="http://schemas.microsoft.com/office/drawing/2016/5/11/chartex" xmlns:cx6="http://schemas.microsoft.com/office/drawing/2016/5/12/chartex" xmlns:cx7="http://schemas.microsoft.com/office/drawing/2016/5/13/chartex" xmlns:cx8="http://schemas.microsoft.com/office/drawing/2016/5/14/chartex" xmlns:mc="http://schemas.openxmlformats.org/markup-compatibility/2006" xmlns:aink="http://schemas.microsoft.com/office/drawing/2016/ink" xmlns:am3d="http://schemas.microsoft.com/office/drawing/2017/model3d" xmlns:o="urn:schemas-microsoft-com:office:office" xmlns:oel="http://schemas.microsoft.com/office/2019/extlst" xmlns:r="http://schemas.openxmlformats.org/officeDocument/2006/relationships" xmlns:m="http://schemas.openxmlformats.org/officeDocument/2006/math" xmlns:v="urn:schemas-microsoft-com:vml" xmlns:wp14="http://schemas.microsoft.com/office/word/2010/wordprocessingDrawing" xmlns:wp="http://schemas.openxmlformats.org/drawingml/2006/wordprocessingDrawing" xmlns:w10="urn:schemas-microsoft-com:office:word" xmlns:w="http://schemas.openxmlformats.org/wordprocessingml/2006/main" xmlns:w14="http://schemas.microsoft.com/office/word/2010/wordml" xmlns:w15="http://schemas.microsoft.com/office/word/2012/wordml" xmlns:w16cex="http://schemas.microsoft.com/office/word/2018/wordml/cex" xmlns:w16cid="http://schemas.microsoft.com/office/word/2016/wordml/cid" xmlns:w16="http://schemas.microsoft.com/office/word/2018/wordml" xmlns:w16du="http://schemas.microsoft.com/office/word/2023/wordml/word16du" xmlns:w16sdtdh="http://schemas.microsoft.com/office/word/2020/wordml/sdtdatahash" xmlns:w16sdtfl="http://schemas.microsoft.com/office/word/2024/wordml/sdtformatlock" xmlns:w16se="http://schemas.microsoft.com/office/word/2015/wordml/symex" xmlns:wpg="http://schemas.microsoft.com/office/word/2010/wordprocessingGroup" xmlns:wpi="http://schemas.microsoft.com/office/word/2010/wordprocessingInk" xmlns:wne="http://schemas.microsoft.com/office/word/2006/wordml" xmlns:wps="http://schemas.microsoft.com/office/word/2010/wordprocessingShape" mc:Ignorable="w14 w15 w16se w16cid w16 w16cex w16sdtdh w16sdtfl w16du wp14">
+<w:hdr xmlns:wpc="http://schemas.microsoft.com/office/word/2010/wordprocessingCanvas" xmlns:cx="http://schemas.microsoft.com/office/drawing/2014/chartex" xmlns:cx1="http://schemas.microsoft.com/office/drawing/2015/9/8/chartex" xmlns:cx2="http://schemas.microsoft.com/office/drawing/2015/10/21/chartex" xmlns:cx3="http://schemas.microsoft.com/office/drawing/2016/5/9/chartex" xmlns:cx4="http://schemas.microsoft.com/office/drawing/2016/5/10/chartex" xmlns:cx5="http://schemas.microsoft.com/office/drawing/2016/5/11/chartex" xmlns:cx6="http://schemas.microsoft.com/office/drawing/2016/5/12/chartex" xmlns:cx7="http://schemas.microsoft.com/office/drawing/2016/5/13/chartex" xmlns:cx8="http://schemas.microsoft.com/office/drawing/2016/5/14/chartex" xmlns:mc="http://schemas.openxmlformats.org/markup-compatibility/2006" xmlns:m="http://schemas.openxmlformats.org/officeDocument/2006/math" xmlns:aink="http://schemas.microsoft.com/office/drawing/2016/ink" xmlns:am3d="http://schemas.microsoft.com/office/drawing/2017/model3d" xmlns:oel="http://schemas.microsoft.com/office/2019/extlst" xmlns:r="http://schemas.openxmlformats.org/officeDocument/2006/relationships" xmlns:wp14="http://schemas.microsoft.com/office/word/2010/wordprocessingDrawing" xmlns:wp="http://schemas.openxmlformats.org/drawingml/2006/wordprocessingDrawing" xmlns:wpg="http://schemas.microsoft.com/office/word/2010/wordprocessingGroup" xmlns:wpi="http://schemas.microsoft.com/office/word/2010/wordprocessingInk" xmlns:wps="http://schemas.microsoft.com/office/word/2010/wordprocessingShape" xmlns:o="urn:schemas-microsoft-com:office:office" xmlns:v="urn:schemas-microsoft-com:vml" xmlns:w10="urn:schemas-microsoft-com:office:word" xmlns:w="http://schemas.openxmlformats.org/wordprocessingml/2006/main" xmlns:w14="http://schemas.microsoft.com/office/word/2010/wordml" xmlns:w15="http://schemas.microsoft.com/office/word/2012/wordml" xmlns:w16cei="http://schemas.microsoft.com/office/word/2026/wordml/cei" xmlns:w16cex="http://schemas.microsoft.com/office/word/2018/wordml/cex" xmlns:w16cid="http://schemas.microsoft.com/office/word/2016/wordml/cid" xmlns:w16="http://schemas.microsoft.com/office/word/2018/wordml" xmlns:w16sdtdh="http://schemas.microsoft.com/office/word/2020/wordml/sdtdatahash" xmlns:w16sdtfl="http://schemas.microsoft.com/office/word/2024/wordml/sdtformatlock" xmlns:w16se="http://schemas.microsoft.com/office/word/2015/wordml/symex" xmlns:w16du="http://schemas.microsoft.com/office/word/2023/wordml/word16du" xmlns:wne="http://schemas.microsoft.com/office/word/2006/wordml" mc:Ignorable="w14 w15 w16se w16cid w16 w16cex w16sdtdh w16sdtfl w16du wp14">
   <w:p>
     <w:pPr>
       <w:pStyle w:val="Koptekst"/>
@@ -7138,7 +6940,7 @@
 </file>
 
 <file path=word/styles.xml><?xml version="1.0" encoding="utf-8"?>
-<w:styles xmlns:mc="http://schemas.openxmlformats.org/markup-compatibility/2006" xmlns:r="http://schemas.openxmlformats.org/officeDocument/2006/relationships" xmlns:w="http://schemas.openxmlformats.org/wordprocessingml/2006/main" xmlns:w14="http://schemas.microsoft.com/office/word/2010/wordml" xmlns:w15="http://schemas.microsoft.com/office/word/2012/wordml" xmlns:w16cex="http://schemas.microsoft.com/office/word/2018/wordml/cex" xmlns:w16cid="http://schemas.microsoft.com/office/word/2016/wordml/cid" xmlns:w16="http://schemas.microsoft.com/office/word/2018/wordml" xmlns:w16du="http://schemas.microsoft.com/office/word/2023/wordml/word16du" xmlns:w16sdtdh="http://schemas.microsoft.com/office/word/2020/wordml/sdtdatahash" xmlns:w16sdtfl="http://schemas.microsoft.com/office/word/2024/wordml/sdtformatlock" xmlns:w16se="http://schemas.microsoft.com/office/word/2015/wordml/symex" mc:Ignorable="w14 w15 w16se w16cid w16 w16cex w16sdtdh w16sdtfl w16du">
+<w:styles xmlns:mc="http://schemas.openxmlformats.org/markup-compatibility/2006" xmlns:r="http://schemas.openxmlformats.org/officeDocument/2006/relationships" xmlns:w="http://schemas.openxmlformats.org/wordprocessingml/2006/main" xmlns:w14="http://schemas.microsoft.com/office/word/2010/wordml" xmlns:w15="http://schemas.microsoft.com/office/word/2012/wordml" xmlns:w16cex="http://schemas.microsoft.com/office/word/2018/wordml/cex" xmlns:w16cid="http://schemas.microsoft.com/office/word/2016/wordml/cid" xmlns:w16="http://schemas.microsoft.com/office/word/2018/wordml" xmlns:w16sdtdh="http://schemas.microsoft.com/office/word/2020/wordml/sdtdatahash" xmlns:w16sdtfl="http://schemas.microsoft.com/office/word/2024/wordml/sdtformatlock" xmlns:w16se="http://schemas.microsoft.com/office/word/2015/wordml/symex" xmlns:w16du="http://schemas.microsoft.com/office/word/2023/wordml/word16du" mc:Ignorable="w14 w15 w16se w16cid w16 w16cex w16sdtdh w16sdtfl w16du">
   <w:docDefaults>
     <w:rPrDefault>
       <w:rPr>

--- a/src/content/bios/Stikker-DU 2014.docx
+++ b/src/content/bios/Stikker-DU 2014.docx
@@ -152,15 +152,26 @@
         </w:rPr>
       </w:pPr>
       <w:r>
-        <w:rPr>
-          <w:b/>
+        <w:t xml:space="preserve"> </w:t>
+      </w:r>
+      <w:r>
+        <w:fldChar w:fldCharType="begin"/>
+      </w:r>
+      <w:r>
+        <w:instrText xml:space="preserve"> INCLUDEPICTURE "/Users/bobreinalda/Library/Group Containers/UBF8T346G9.ms/WebArchiveCopyPasteTempFiles/com.microsoft.Word/Stikker%2C_Dirk_-_SFA002019718.jpg?utm_source=nl.wiktionary.org&amp;utm_campaign=index&amp;utm_content=original" \* MERGEFORMATINET </w:instrText>
+      </w:r>
+      <w:r>
+        <w:fldChar w:fldCharType="separate"/>
+      </w:r>
+      <w:r>
+        <w:rPr>
           <w:noProof/>
         </w:rPr>
         <w:drawing>
-          <wp:inline distT="0" distB="0" distL="0" distR="0" wp14:anchorId="298673A9" wp14:editId="6DEA8DBC">
-            <wp:extent cx="1762056" cy="2213142"/>
-            <wp:effectExtent l="0" t="0" r="3810" b="0"/>
-            <wp:docPr id="385062021" name="Afbeelding 1"/>
+          <wp:inline distT="0" distB="0" distL="0" distR="0" wp14:anchorId="7B711847" wp14:editId="12F5BD75">
+            <wp:extent cx="2203450" cy="4044713"/>
+            <wp:effectExtent l="0" t="0" r="0" b="0"/>
+            <wp:docPr id="2092198162" name="Afbeelding 1"/>
             <wp:cNvGraphicFramePr>
               <a:graphicFrameLocks xmlns:a="http://schemas.openxmlformats.org/drawingml/2006/main" noChangeAspect="1"/>
             </wp:cNvGraphicFramePr>
@@ -168,8 +179,10 @@
               <a:graphicData uri="http://schemas.openxmlformats.org/drawingml/2006/picture">
                 <pic:pic xmlns:pic="http://schemas.openxmlformats.org/drawingml/2006/picture">
                   <pic:nvPicPr>
-                    <pic:cNvPr id="385062021" name="Afbeelding 385062021"/>
-                    <pic:cNvPicPr/>
+                    <pic:cNvPr id="0" name="Picture 1"/>
+                    <pic:cNvPicPr>
+                      <a:picLocks noChangeAspect="1" noChangeArrowheads="1"/>
+                    </pic:cNvPicPr>
                   </pic:nvPicPr>
                   <pic:blipFill>
                     <a:blip r:embed="rId6" cstate="print">
@@ -179,18 +192,23 @@
                         </a:ext>
                       </a:extLst>
                     </a:blip>
+                    <a:srcRect/>
                     <a:stretch>
                       <a:fillRect/>
                     </a:stretch>
                   </pic:blipFill>
-                  <pic:spPr>
+                  <pic:spPr bwMode="auto">
                     <a:xfrm>
                       <a:off x="0" y="0"/>
-                      <a:ext cx="1779810" cy="2235441"/>
+                      <a:ext cx="2215007" cy="4065928"/>
                     </a:xfrm>
                     <a:prstGeom prst="rect">
                       <a:avLst/>
                     </a:prstGeom>
+                    <a:noFill/>
+                    <a:ln>
+                      <a:noFill/>
+                    </a:ln>
                   </pic:spPr>
                 </pic:pic>
               </a:graphicData>
@@ -198,6 +216,9 @@
           </wp:inline>
         </w:drawing>
       </w:r>
+      <w:r>
+        <w:fldChar w:fldCharType="end"/>
+      </w:r>
     </w:p>
     <w:p>
       <w:pPr>
@@ -231,13 +252,31 @@
         <w:rPr>
           <w:rFonts w:cs="Times New Roman"/>
         </w:rPr>
-        <w:t xml:space="preserve">, 29 October 1952, Wikimedia Commons, </w:t>
-      </w:r>
-      <w:proofErr w:type="spellStart"/>
+        <w:t xml:space="preserve">, </w:t>
+      </w:r>
       <w:r>
         <w:rPr>
           <w:rFonts w:cs="Times New Roman"/>
         </w:rPr>
+        <w:t>8 July 1964</w:t>
+      </w:r>
+      <w:r>
+        <w:rPr>
+          <w:rFonts w:cs="Times New Roman"/>
+        </w:rPr>
+        <w:t xml:space="preserve">, </w:t>
+      </w:r>
+      <w:r>
+        <w:rPr>
+          <w:rFonts w:cs="Times New Roman"/>
+        </w:rPr>
+        <w:t xml:space="preserve">Press Conference at Schiphol Airport, </w:t>
+      </w:r>
+      <w:proofErr w:type="spellStart"/>
+      <w:r>
+        <w:rPr>
+          <w:rFonts w:cs="Times New Roman"/>
+        </w:rPr>
         <w:t>Nationaal</w:t>
       </w:r>
       <w:proofErr w:type="spellEnd"/>
@@ -259,16 +298,28 @@
         <w:rPr>
           <w:rFonts w:cs="Times New Roman"/>
         </w:rPr>
-        <w:t xml:space="preserve">, The Hague, Netherlands, </w:t>
-      </w:r>
-      <w:proofErr w:type="spellStart"/>
+        <w:t>, The Hague, Netherlands</w:t>
+      </w:r>
       <w:r>
         <w:rPr>
           <w:rFonts w:cs="Times New Roman"/>
         </w:rPr>
-        <w:t>Rijksvoorlichtingsdienst</w:t>
-      </w:r>
-      <w:proofErr w:type="spellEnd"/>
+        <w:t xml:space="preserve"> and </w:t>
+      </w:r>
+      <w:proofErr w:type="spellStart"/>
+      <w:r>
+        <w:rPr>
+          <w:rFonts w:cs="Times New Roman"/>
+        </w:rPr>
+        <w:t>Spaarnestad</w:t>
+      </w:r>
+      <w:proofErr w:type="spellEnd"/>
+      <w:r>
+        <w:rPr>
+          <w:rFonts w:cs="Times New Roman"/>
+        </w:rPr>
+        <w:t xml:space="preserve"> Photo SFA002019718, Photographer Harry Pot</w:t>
+      </w:r>
     </w:p>
     <w:p>
       <w:pPr>
@@ -703,7 +754,11 @@
         <w:t xml:space="preserve"> to successfully</w:t>
       </w:r>
       <w:r>
-        <w:t xml:space="preserve"> focus on legal and economic aspects of banking</w:t>
+        <w:t xml:space="preserve"> focus on legal and economic aspects of </w:t>
+      </w:r>
+      <w:r>
+        <w:lastRenderedPageBreak/>
+        <w:t>banking</w:t>
       </w:r>
       <w:r>
         <w:t>. I</w:t>
@@ -951,7 +1006,6 @@
         <w:t xml:space="preserve"> the number of foreign </w:t>
       </w:r>
       <w:r>
-        <w:lastRenderedPageBreak/>
         <w:t>branches and, given the political developments</w:t>
       </w:r>
       <w:r>
@@ -1854,7 +1908,11 @@
         <w:t>note</w:t>
       </w:r>
       <w:r>
-        <w:t xml:space="preserve"> which reflected the US policy that negotiations should </w:t>
+        <w:t xml:space="preserve"> which reflected the US policy that negotiations </w:t>
+      </w:r>
+      <w:r>
+        <w:lastRenderedPageBreak/>
+        <w:t xml:space="preserve">should </w:t>
       </w:r>
       <w:r>
         <w:t xml:space="preserve">be continued and that the US would support Indonesia. </w:t>
@@ -2118,11 +2176,7 @@
         <w:t xml:space="preserve"> and imprisoned the Indonesian leaders</w:t>
       </w:r>
       <w:r>
-        <w:t xml:space="preserve">, </w:t>
-      </w:r>
-      <w:r>
-        <w:lastRenderedPageBreak/>
-        <w:t xml:space="preserve">but </w:t>
+        <w:t xml:space="preserve">, but </w:t>
       </w:r>
       <w:r>
         <w:t xml:space="preserve">the Dutch </w:t>
@@ -3050,7 +3104,11 @@
         <w:t xml:space="preserve"> distanc</w:t>
       </w:r>
       <w:r>
-        <w:t>ed himself from the US, such as his recognition of the People’s Republic of China in March 1950 and</w:t>
+        <w:t xml:space="preserve">ed himself </w:t>
+      </w:r>
+      <w:r>
+        <w:lastRenderedPageBreak/>
+        <w:t>from the US, such as his recognition of the People’s Republic of China in March 1950 and</w:t>
       </w:r>
       <w:r>
         <w:t xml:space="preserve"> his rejection of </w:t>
@@ -3305,7 +3363,6 @@
         <w:jc w:val="both"/>
       </w:pPr>
       <w:r>
-        <w:lastRenderedPageBreak/>
         <w:t>For economic reasons</w:t>
       </w:r>
       <w:r>
@@ -3939,7 +3996,11 @@
         <w:t>He</w:t>
       </w:r>
       <w:r>
-        <w:t xml:space="preserve"> chaired the Dutch delegation</w:t>
+        <w:t xml:space="preserve"> chaired </w:t>
+      </w:r>
+      <w:r>
+        <w:lastRenderedPageBreak/>
+        <w:t>the Dutch delegation</w:t>
       </w:r>
       <w:r>
         <w:t xml:space="preserve"> to the UN Economic and Social Council </w:t>
@@ -4125,714 +4186,714 @@
         <w:t xml:space="preserve"> because of</w:t>
       </w:r>
       <w:r>
-        <w:t xml:space="preserve"> the strained </w:t>
+        <w:t xml:space="preserve"> the strained relations within NATO </w:t>
+      </w:r>
+      <w:r>
+        <w:t>after President Charles de Gaulle</w:t>
+      </w:r>
+      <w:r>
+        <w:t>’s</w:t>
+      </w:r>
+      <w:r>
+        <w:t xml:space="preserve"> propos</w:t>
+      </w:r>
+      <w:r>
+        <w:t xml:space="preserve">al </w:t>
+      </w:r>
+      <w:r>
+        <w:t>for</w:t>
+      </w:r>
+      <w:r>
+        <w:t xml:space="preserve"> a US-</w:t>
+      </w:r>
+      <w:proofErr w:type="gramStart"/>
+      <w:r>
+        <w:t>British-French</w:t>
+      </w:r>
+      <w:proofErr w:type="gramEnd"/>
+      <w:r>
+        <w:t xml:space="preserve"> directorate within the alliance</w:t>
+      </w:r>
+      <w:r>
+        <w:t xml:space="preserve">, which the US had refused. </w:t>
+      </w:r>
+      <w:r>
+        <w:t>These tensions dominate</w:t>
+      </w:r>
+      <w:r>
+        <w:t>d</w:t>
+      </w:r>
+      <w:r>
+        <w:t xml:space="preserve"> </w:t>
+      </w:r>
+      <w:proofErr w:type="spellStart"/>
+      <w:r>
+        <w:t>Stikker’s</w:t>
+      </w:r>
+      <w:proofErr w:type="spellEnd"/>
+      <w:r>
+        <w:t xml:space="preserve"> </w:t>
+      </w:r>
+      <w:r>
+        <w:t xml:space="preserve">time in office, </w:t>
+      </w:r>
+      <w:r>
+        <w:t>which was also affected by</w:t>
+      </w:r>
+      <w:r>
+        <w:t xml:space="preserve"> the </w:t>
+      </w:r>
+      <w:r>
+        <w:t xml:space="preserve">Cold War </w:t>
+      </w:r>
+      <w:r>
+        <w:t>events</w:t>
+      </w:r>
+      <w:r>
+        <w:t xml:space="preserve"> of the early 1960s</w:t>
+      </w:r>
+      <w:r>
+        <w:t xml:space="preserve"> such as the construction of the Berlin Wall</w:t>
+      </w:r>
+      <w:r>
+        <w:t xml:space="preserve"> in 1961 and the Cuban Missile C</w:t>
+      </w:r>
+      <w:r>
+        <w:t xml:space="preserve">risis of 1962. </w:t>
+      </w:r>
+      <w:r>
+        <w:t xml:space="preserve">During a blockade of the roads to Berlin </w:t>
+      </w:r>
+      <w:proofErr w:type="spellStart"/>
+      <w:r>
+        <w:t>Stikker</w:t>
+      </w:r>
+      <w:proofErr w:type="spellEnd"/>
+      <w:r>
+        <w:t xml:space="preserve"> was annoyed that </w:t>
+      </w:r>
+      <w:r>
+        <w:t>the major countries did not inform NATO headquarters</w:t>
+      </w:r>
+      <w:r>
+        <w:t>.</w:t>
+      </w:r>
+      <w:r>
+        <w:t xml:space="preserve"> </w:t>
+      </w:r>
+      <w:r>
+        <w:t>I</w:t>
+      </w:r>
+      <w:r>
+        <w:t>nstead</w:t>
+      </w:r>
+      <w:r>
+        <w:t>, he had to</w:t>
+      </w:r>
+      <w:r>
+        <w:t xml:space="preserve"> </w:t>
+      </w:r>
+      <w:r>
+        <w:t xml:space="preserve">use his good informal relations with General Lauris Norstad, the Supreme Allied Commander in Europe, to </w:t>
+      </w:r>
+      <w:r>
+        <w:t xml:space="preserve">work </w:t>
+      </w:r>
+      <w:r>
+        <w:t>together to handle the situation and give instructions to the officers</w:t>
+      </w:r>
+      <w:r>
+        <w:t xml:space="preserve"> </w:t>
+      </w:r>
+      <w:r>
+        <w:t xml:space="preserve">in command </w:t>
+      </w:r>
+      <w:r>
+        <w:t xml:space="preserve">on the roads </w:t>
+      </w:r>
+      <w:r>
+        <w:t>about</w:t>
+      </w:r>
+      <w:r>
+        <w:t xml:space="preserve"> how to act. </w:t>
+      </w:r>
+      <w:r>
+        <w:t>As Secretary General</w:t>
+      </w:r>
+      <w:r>
+        <w:t>,</w:t>
+      </w:r>
+      <w:r>
+        <w:t xml:space="preserve"> </w:t>
+      </w:r>
+      <w:proofErr w:type="spellStart"/>
+      <w:r>
+        <w:t>Stikker</w:t>
+      </w:r>
+      <w:proofErr w:type="spellEnd"/>
+      <w:r>
+        <w:t xml:space="preserve"> had close contacts with British politicians, US President John F. Kenne</w:t>
+      </w:r>
+      <w:r>
+        <w:t>d</w:t>
+      </w:r>
+      <w:r>
+        <w:t>y</w:t>
+      </w:r>
+      <w:r>
+        <w:t>,</w:t>
+      </w:r>
+      <w:r>
+        <w:t xml:space="preserve"> </w:t>
+      </w:r>
+      <w:r>
+        <w:t xml:space="preserve">who favoured a </w:t>
+      </w:r>
+      <w:r>
+        <w:t xml:space="preserve">moderate </w:t>
+      </w:r>
+      <w:r>
+        <w:t xml:space="preserve">defence strategy, </w:t>
+      </w:r>
+      <w:r>
+        <w:t>and German Chancellor Konrad Adenauer (</w:t>
+      </w:r>
+      <w:r>
+        <w:t xml:space="preserve">the latter two </w:t>
+      </w:r>
+      <w:r>
+        <w:t>had holiday ho</w:t>
+      </w:r>
+      <w:r>
+        <w:t>m</w:t>
+      </w:r>
+      <w:r>
+        <w:t xml:space="preserve">es close to each </w:t>
+      </w:r>
+      <w:r>
+        <w:t>other on the Italian Lake Como).</w:t>
+      </w:r>
+      <w:r>
+        <w:t xml:space="preserve"> </w:t>
+      </w:r>
+      <w:r>
+        <w:t xml:space="preserve">Although </w:t>
+      </w:r>
+      <w:proofErr w:type="spellStart"/>
+      <w:r>
+        <w:t>Stikker</w:t>
+      </w:r>
+      <w:proofErr w:type="spellEnd"/>
+      <w:r>
+        <w:t xml:space="preserve"> understood de Gaulle’s feelings about France being sidelined in US strategies, he had </w:t>
+      </w:r>
+      <w:r>
+        <w:t xml:space="preserve">little </w:t>
+      </w:r>
+      <w:r>
+        <w:t xml:space="preserve">direct </w:t>
+      </w:r>
+      <w:r>
+        <w:t>contact wit</w:t>
+      </w:r>
+      <w:r>
+        <w:t>h</w:t>
+      </w:r>
+      <w:r>
+        <w:t xml:space="preserve"> him</w:t>
+      </w:r>
+      <w:r>
+        <w:t xml:space="preserve"> and</w:t>
+      </w:r>
+      <w:r>
+        <w:t xml:space="preserve"> </w:t>
+      </w:r>
+      <w:r>
+        <w:t>noticed</w:t>
+      </w:r>
+      <w:r>
+        <w:t xml:space="preserve"> France’s minimal efforts to contribute to and cooperate within the alliance</w:t>
+      </w:r>
+      <w:r>
+        <w:t xml:space="preserve">, while </w:t>
+      </w:r>
+      <w:r>
+        <w:t xml:space="preserve">still </w:t>
+      </w:r>
+      <w:r>
+        <w:t>depending on NATO</w:t>
+      </w:r>
+      <w:r>
+        <w:t>.</w:t>
+      </w:r>
+      <w:r>
+        <w:t xml:space="preserve"> </w:t>
+      </w:r>
+      <w:r>
+        <w:t xml:space="preserve">Relations became more strained when </w:t>
+      </w:r>
+      <w:r>
+        <w:t xml:space="preserve">US Secretary of </w:t>
+      </w:r>
+      <w:r>
+        <w:t>Defence</w:t>
+      </w:r>
+      <w:r>
+        <w:t>,</w:t>
+      </w:r>
+      <w:r>
+        <w:t xml:space="preserve"> Robert McNamara</w:t>
+      </w:r>
+      <w:r>
+        <w:t>,</w:t>
+      </w:r>
+      <w:r>
+        <w:t xml:space="preserve"> </w:t>
+      </w:r>
+      <w:r>
+        <w:t xml:space="preserve">gave </w:t>
+      </w:r>
+      <w:r>
+        <w:t xml:space="preserve">a secret speech to the North Atlantic Council </w:t>
+      </w:r>
+      <w:r>
+        <w:t xml:space="preserve">in May 1962 </w:t>
+      </w:r>
+      <w:r>
+        <w:t xml:space="preserve">in which he advocated </w:t>
+      </w:r>
+      <w:r>
+        <w:t>a strengthening of</w:t>
+      </w:r>
+      <w:r>
+        <w:t xml:space="preserve"> European conventional forces </w:t>
+      </w:r>
+      <w:r>
+        <w:t>and a stronger US control</w:t>
+      </w:r>
+      <w:r>
+        <w:t xml:space="preserve"> of nuclear strategy</w:t>
+      </w:r>
+      <w:r>
+        <w:t>, including a limited use of nuclear weapons</w:t>
+      </w:r>
+      <w:r>
+        <w:t>,</w:t>
+      </w:r>
+      <w:r>
+        <w:t xml:space="preserve"> and</w:t>
+      </w:r>
+      <w:r>
+        <w:t xml:space="preserve"> </w:t>
+      </w:r>
+      <w:r>
+        <w:t>h</w:t>
+      </w:r>
+      <w:r>
+        <w:t>e</w:t>
+      </w:r>
+      <w:r>
+        <w:t xml:space="preserve"> criticiz</w:t>
+      </w:r>
+      <w:r>
+        <w:t>ed</w:t>
+      </w:r>
+      <w:r>
+        <w:t xml:space="preserve"> France</w:t>
+      </w:r>
+      <w:r>
+        <w:t>’s nuclear plans</w:t>
+      </w:r>
+      <w:r>
+        <w:t xml:space="preserve">. </w:t>
+      </w:r>
+      <w:r>
+        <w:t>Adenauer was</w:t>
+      </w:r>
+      <w:r>
+        <w:t xml:space="preserve"> hurt because </w:t>
+      </w:r>
+      <w:r>
+        <w:t>he</w:t>
+      </w:r>
+      <w:r>
+        <w:t xml:space="preserve"> had not been consulted</w:t>
+      </w:r>
+      <w:r>
+        <w:t xml:space="preserve"> </w:t>
+      </w:r>
+      <w:r>
+        <w:t xml:space="preserve">and feared a lack of defence </w:t>
+      </w:r>
+      <w:r>
+        <w:t xml:space="preserve">and </w:t>
+      </w:r>
+      <w:r>
+        <w:t>de Gaulle</w:t>
+      </w:r>
+      <w:r>
+        <w:t xml:space="preserve"> felt insulted</w:t>
+      </w:r>
+      <w:r>
+        <w:t xml:space="preserve">. </w:t>
+      </w:r>
+      <w:r>
+        <w:t xml:space="preserve">Relations </w:t>
+      </w:r>
+      <w:r>
+        <w:t xml:space="preserve">became more complex </w:t>
+      </w:r>
+      <w:r>
+        <w:t>after the so-called Nassau Conference in December, where the US and the UK agreed to make their nuclear forces available to NATO, and</w:t>
+      </w:r>
+      <w:r>
+        <w:t xml:space="preserve"> de Gaulle</w:t>
+      </w:r>
+      <w:r>
+        <w:t>’s</w:t>
+      </w:r>
+      <w:r>
+        <w:t xml:space="preserve"> press conference</w:t>
+      </w:r>
+      <w:r>
+        <w:t xml:space="preserve"> of January 1963</w:t>
+      </w:r>
+      <w:r>
+        <w:t>,</w:t>
+      </w:r>
+      <w:r>
+        <w:t xml:space="preserve"> </w:t>
+      </w:r>
+      <w:r>
+        <w:t>where</w:t>
+      </w:r>
+      <w:r>
+        <w:t xml:space="preserve"> he </w:t>
+      </w:r>
+      <w:r>
+        <w:t xml:space="preserve">refused the American offer of </w:t>
+      </w:r>
+      <w:r>
+        <w:t xml:space="preserve">a </w:t>
+      </w:r>
+      <w:r>
+        <w:t xml:space="preserve">Polaris </w:t>
+      </w:r>
+      <w:r>
+        <w:t>missile arrangement and NATO</w:t>
+      </w:r>
+      <w:r>
+        <w:t>’s</w:t>
+      </w:r>
+      <w:r>
+        <w:t xml:space="preserve"> </w:t>
+      </w:r>
+      <w:r>
+        <w:t>flexible response</w:t>
+      </w:r>
+      <w:r>
+        <w:t xml:space="preserve"> strategy</w:t>
+      </w:r>
+      <w:r>
+        <w:t xml:space="preserve"> and also vetoed the British application to join the European Economic Community. </w:t>
+      </w:r>
+      <w:proofErr w:type="spellStart"/>
+      <w:r>
+        <w:t>Stikker</w:t>
+      </w:r>
+      <w:proofErr w:type="spellEnd"/>
+      <w:r>
+        <w:t xml:space="preserve"> and his staff analysed </w:t>
+      </w:r>
+      <w:r>
+        <w:t>the various statements</w:t>
+      </w:r>
+      <w:r>
+        <w:t xml:space="preserve"> </w:t>
+      </w:r>
+      <w:proofErr w:type="gramStart"/>
+      <w:r>
+        <w:t>in order to</w:t>
+      </w:r>
+      <w:proofErr w:type="gramEnd"/>
+      <w:r>
+        <w:t xml:space="preserve"> </w:t>
+      </w:r>
+      <w:r>
+        <w:t xml:space="preserve">provide answers that might help reduce </w:t>
+      </w:r>
+      <w:r>
+        <w:t xml:space="preserve">the concerns and uneasiness that </w:t>
+      </w:r>
+      <w:r>
+        <w:t xml:space="preserve">undermined </w:t>
+      </w:r>
+      <w:r>
+        <w:t xml:space="preserve">the alliance’s coherence. </w:t>
+      </w:r>
+      <w:proofErr w:type="spellStart"/>
+      <w:r>
+        <w:t>Stikker</w:t>
+      </w:r>
+      <w:proofErr w:type="spellEnd"/>
+      <w:r>
+        <w:t xml:space="preserve"> travelled to the </w:t>
+      </w:r>
+      <w:r>
+        <w:t xml:space="preserve">capitals </w:t>
+      </w:r>
+      <w:proofErr w:type="gramStart"/>
+      <w:r>
+        <w:t>in order</w:t>
+      </w:r>
+      <w:r>
+        <w:t xml:space="preserve"> to</w:t>
+      </w:r>
+      <w:proofErr w:type="gramEnd"/>
+      <w:r>
+        <w:t xml:space="preserve"> </w:t>
+      </w:r>
+      <w:r>
+        <w:t>emphasize</w:t>
+      </w:r>
+      <w:r>
+        <w:t xml:space="preserve"> NATO solidarity and tolerance, aware that not all politicians shared his confidence in Atlantic unity</w:t>
+      </w:r>
+      <w:r>
+        <w:t>. He also talked to Kennedy, McNamara and Secretary of State Dean Rusk</w:t>
+      </w:r>
+      <w:r>
+        <w:t xml:space="preserve"> </w:t>
+      </w:r>
+      <w:proofErr w:type="gramStart"/>
+      <w:r>
+        <w:t>in order to</w:t>
+      </w:r>
+      <w:proofErr w:type="gramEnd"/>
+      <w:r>
+        <w:t xml:space="preserve"> prepare </w:t>
+      </w:r>
+      <w:r>
+        <w:t>Council meetings.</w:t>
+      </w:r>
+      <w:r>
+        <w:t xml:space="preserve"> </w:t>
+      </w:r>
+      <w:proofErr w:type="spellStart"/>
+      <w:r>
+        <w:t>Stikker</w:t>
+      </w:r>
+      <w:proofErr w:type="spellEnd"/>
+      <w:r>
+        <w:t xml:space="preserve"> saw his</w:t>
+      </w:r>
+      <w:r>
+        <w:t xml:space="preserve"> activities </w:t>
+      </w:r>
+      <w:r>
+        <w:t>severely</w:t>
+      </w:r>
+      <w:r>
+        <w:t xml:space="preserve"> restricted when </w:t>
+      </w:r>
+      <w:r>
+        <w:t>a malignant tumour was di</w:t>
+      </w:r>
+      <w:r>
+        <w:t>scover</w:t>
+      </w:r>
+      <w:r>
+        <w:t>ed</w:t>
+      </w:r>
+      <w:r>
+        <w:t>. H</w:t>
+      </w:r>
+      <w:r>
+        <w:t>e was operated in Walter Reed Hospital in Washington</w:t>
+      </w:r>
+      <w:r>
+        <w:t xml:space="preserve"> </w:t>
+      </w:r>
+      <w:r>
+        <w:t>in October 1962</w:t>
+      </w:r>
+      <w:r>
+        <w:t>.</w:t>
+      </w:r>
+      <w:r>
+        <w:t xml:space="preserve"> </w:t>
+      </w:r>
+      <w:r>
+        <w:t xml:space="preserve">He </w:t>
+      </w:r>
+      <w:r>
+        <w:t>needed a long time to recover</w:t>
+      </w:r>
+      <w:r>
+        <w:t xml:space="preserve"> and was </w:t>
+      </w:r>
+      <w:r>
+        <w:t>un</w:t>
+      </w:r>
+      <w:r>
+        <w:t xml:space="preserve">able to actively participate </w:t>
+      </w:r>
+      <w:r>
+        <w:t xml:space="preserve">when </w:t>
+      </w:r>
+      <w:r>
+        <w:t>t</w:t>
+      </w:r>
+      <w:r>
+        <w:t>he Cuban Missile Crisis began a few days after his operation</w:t>
+      </w:r>
+      <w:r>
+        <w:t xml:space="preserve">. </w:t>
+      </w:r>
+      <w:r>
+        <w:t xml:space="preserve">He had a special telephone next to his bed, but </w:t>
+      </w:r>
+      <w:r>
+        <w:t xml:space="preserve">Deputy Secretary General Guido </w:t>
+      </w:r>
+      <w:r>
+        <w:t xml:space="preserve">Colonna di </w:t>
+      </w:r>
+      <w:proofErr w:type="spellStart"/>
+      <w:r>
+        <w:t>Paliano</w:t>
+      </w:r>
+      <w:proofErr w:type="spellEnd"/>
+      <w:r>
+        <w:t xml:space="preserve"> replaced him, also trying to be moderate. </w:t>
+      </w:r>
+      <w:proofErr w:type="spellStart"/>
+      <w:r>
+        <w:t>Stikker</w:t>
+      </w:r>
+      <w:proofErr w:type="spellEnd"/>
+      <w:r>
+        <w:t xml:space="preserve"> </w:t>
+      </w:r>
+      <w:r>
+        <w:t>returned to activity in</w:t>
+      </w:r>
+      <w:r>
+        <w:t xml:space="preserve"> </w:t>
+      </w:r>
+      <w:proofErr w:type="gramStart"/>
+      <w:r>
+        <w:t>1963, but</w:t>
+      </w:r>
+      <w:proofErr w:type="gramEnd"/>
+      <w:r>
+        <w:t xml:space="preserve"> </w:t>
+      </w:r>
+      <w:r>
+        <w:t xml:space="preserve">needed another operation in May. During the summer and </w:t>
+      </w:r>
+      <w:proofErr w:type="gramStart"/>
+      <w:r>
+        <w:t>autumn</w:t>
+      </w:r>
+      <w:proofErr w:type="gramEnd"/>
+      <w:r>
+        <w:t xml:space="preserve"> he </w:t>
+      </w:r>
+      <w:r>
+        <w:t xml:space="preserve">noticed that his physical condition </w:t>
+      </w:r>
+      <w:r>
+        <w:t>was not improving</w:t>
+      </w:r>
+      <w:r>
+        <w:t xml:space="preserve"> </w:t>
+      </w:r>
+      <w:r>
+        <w:t>and therefore h</w:t>
+      </w:r>
+      <w:r>
+        <w:t xml:space="preserve">e </w:t>
+      </w:r>
+      <w:r>
+        <w:t xml:space="preserve">announced in December that he would step </w:t>
+      </w:r>
+      <w:r>
+        <w:t xml:space="preserve">down </w:t>
+      </w:r>
+      <w:r>
+        <w:t xml:space="preserve">in the following </w:t>
+      </w:r>
+      <w:r>
+        <w:t>year</w:t>
+      </w:r>
+      <w:r>
+        <w:t xml:space="preserve">. </w:t>
+      </w:r>
+      <w:r>
+        <w:t>During the Cyprus crisis</w:t>
+      </w:r>
+      <w:r>
+        <w:t xml:space="preserve"> of 1964 he was </w:t>
+      </w:r>
+      <w:r>
+        <w:t xml:space="preserve">concerned </w:t>
+      </w:r>
+      <w:r>
+        <w:t xml:space="preserve">about the tensions between </w:t>
+      </w:r>
+      <w:r>
+        <w:t>NATO</w:t>
+      </w:r>
+      <w:r>
+        <w:t xml:space="preserve"> members </w:t>
+      </w:r>
+      <w:r>
+        <w:t xml:space="preserve">Greece and </w:t>
+      </w:r>
+      <w:proofErr w:type="gramStart"/>
+      <w:r>
+        <w:t>Turkey, but</w:t>
+      </w:r>
+      <w:proofErr w:type="gramEnd"/>
+      <w:r>
+        <w:t xml:space="preserve"> also noticed that the NATO Secretary General had no political or diplomatic representatives </w:t>
+      </w:r>
+      <w:r>
+        <w:t>capable of informing</w:t>
+      </w:r>
+      <w:r>
+        <w:t xml:space="preserve"> him</w:t>
+      </w:r>
+      <w:r>
+        <w:t xml:space="preserve"> of the status of the situation</w:t>
+      </w:r>
+      <w:r>
+        <w:t xml:space="preserve">. To solve this </w:t>
+      </w:r>
+      <w:proofErr w:type="gramStart"/>
+      <w:r>
+        <w:t>h</w:t>
+      </w:r>
+      <w:r>
+        <w:t>urdle</w:t>
+      </w:r>
+      <w:proofErr w:type="gramEnd"/>
+      <w:r>
+        <w:t xml:space="preserve"> he engaged </w:t>
+      </w:r>
+      <w:r>
+        <w:t xml:space="preserve">the </w:t>
+      </w:r>
+      <w:r>
+        <w:t xml:space="preserve">NATO </w:t>
+      </w:r>
+      <w:r>
+        <w:t xml:space="preserve">military authorities and used their information and </w:t>
       </w:r>
       <w:r>
         <w:lastRenderedPageBreak/>
-        <w:t xml:space="preserve">relations within NATO </w:t>
-      </w:r>
-      <w:r>
-        <w:t>after President Charles de Gaulle</w:t>
-      </w:r>
-      <w:r>
-        <w:t>’s</w:t>
-      </w:r>
-      <w:r>
-        <w:t xml:space="preserve"> propos</w:t>
-      </w:r>
-      <w:r>
-        <w:t xml:space="preserve">al </w:t>
-      </w:r>
-      <w:r>
-        <w:t>for</w:t>
-      </w:r>
-      <w:r>
-        <w:t xml:space="preserve"> a US-</w:t>
-      </w:r>
-      <w:proofErr w:type="gramStart"/>
-      <w:r>
-        <w:t>British-French</w:t>
-      </w:r>
-      <w:proofErr w:type="gramEnd"/>
-      <w:r>
-        <w:t xml:space="preserve"> directorate within the alliance</w:t>
-      </w:r>
-      <w:r>
-        <w:t xml:space="preserve">, which the US had refused. </w:t>
-      </w:r>
-      <w:r>
-        <w:t>These tensions dominate</w:t>
-      </w:r>
-      <w:r>
-        <w:t>d</w:t>
-      </w:r>
-      <w:r>
-        <w:t xml:space="preserve"> </w:t>
-      </w:r>
-      <w:proofErr w:type="spellStart"/>
-      <w:r>
-        <w:t>Stikker’s</w:t>
-      </w:r>
-      <w:proofErr w:type="spellEnd"/>
-      <w:r>
-        <w:t xml:space="preserve"> </w:t>
-      </w:r>
-      <w:r>
-        <w:t xml:space="preserve">time in office, </w:t>
-      </w:r>
-      <w:r>
-        <w:t>which was also affected by</w:t>
-      </w:r>
-      <w:r>
-        <w:t xml:space="preserve"> the </w:t>
-      </w:r>
-      <w:r>
-        <w:t xml:space="preserve">Cold War </w:t>
-      </w:r>
-      <w:r>
-        <w:t>events</w:t>
-      </w:r>
-      <w:r>
-        <w:t xml:space="preserve"> of the early 1960s</w:t>
-      </w:r>
-      <w:r>
-        <w:t xml:space="preserve"> such as the construction of the Berlin Wall</w:t>
-      </w:r>
-      <w:r>
-        <w:t xml:space="preserve"> in 1961 and the Cuban Missile C</w:t>
-      </w:r>
-      <w:r>
-        <w:t xml:space="preserve">risis of 1962. </w:t>
-      </w:r>
-      <w:r>
-        <w:t xml:space="preserve">During a blockade of the roads to Berlin </w:t>
-      </w:r>
-      <w:proofErr w:type="spellStart"/>
-      <w:r>
-        <w:t>Stikker</w:t>
-      </w:r>
-      <w:proofErr w:type="spellEnd"/>
-      <w:r>
-        <w:t xml:space="preserve"> was annoyed that </w:t>
-      </w:r>
-      <w:r>
-        <w:t>the major countries did not inform NATO headquarters</w:t>
-      </w:r>
-      <w:r>
-        <w:t>.</w:t>
-      </w:r>
-      <w:r>
-        <w:t xml:space="preserve"> </w:t>
-      </w:r>
-      <w:r>
-        <w:t>I</w:t>
-      </w:r>
-      <w:r>
-        <w:t>nstead</w:t>
-      </w:r>
-      <w:r>
-        <w:t>, he had to</w:t>
-      </w:r>
-      <w:r>
-        <w:t xml:space="preserve"> </w:t>
-      </w:r>
-      <w:r>
-        <w:t xml:space="preserve">use his good informal relations with General Lauris Norstad, the Supreme Allied Commander in Europe, to </w:t>
-      </w:r>
-      <w:r>
-        <w:t xml:space="preserve">work </w:t>
-      </w:r>
-      <w:r>
-        <w:t>together to handle the situation and give instructions to the officers</w:t>
-      </w:r>
-      <w:r>
-        <w:t xml:space="preserve"> </w:t>
-      </w:r>
-      <w:r>
-        <w:t xml:space="preserve">in command </w:t>
-      </w:r>
-      <w:r>
-        <w:t xml:space="preserve">on the roads </w:t>
-      </w:r>
-      <w:r>
-        <w:t>about</w:t>
-      </w:r>
-      <w:r>
-        <w:t xml:space="preserve"> how to act. </w:t>
-      </w:r>
-      <w:r>
-        <w:t>As Secretary General</w:t>
-      </w:r>
-      <w:r>
-        <w:t>,</w:t>
-      </w:r>
-      <w:r>
-        <w:t xml:space="preserve"> </w:t>
-      </w:r>
-      <w:proofErr w:type="spellStart"/>
-      <w:r>
-        <w:t>Stikker</w:t>
-      </w:r>
-      <w:proofErr w:type="spellEnd"/>
-      <w:r>
-        <w:t xml:space="preserve"> had close contacts with British politicians, US President John F. Kenne</w:t>
-      </w:r>
-      <w:r>
-        <w:t>d</w:t>
-      </w:r>
-      <w:r>
-        <w:t>y</w:t>
-      </w:r>
-      <w:r>
-        <w:t>,</w:t>
-      </w:r>
-      <w:r>
-        <w:t xml:space="preserve"> </w:t>
-      </w:r>
-      <w:r>
-        <w:t xml:space="preserve">who favoured a </w:t>
-      </w:r>
-      <w:r>
-        <w:t xml:space="preserve">moderate </w:t>
-      </w:r>
-      <w:r>
-        <w:t xml:space="preserve">defence strategy, </w:t>
-      </w:r>
-      <w:r>
-        <w:t>and German Chancellor Konrad Adenauer (</w:t>
-      </w:r>
-      <w:r>
-        <w:t xml:space="preserve">the latter two </w:t>
-      </w:r>
-      <w:r>
-        <w:t>had holiday ho</w:t>
-      </w:r>
-      <w:r>
-        <w:t>m</w:t>
-      </w:r>
-      <w:r>
-        <w:t xml:space="preserve">es close to each </w:t>
-      </w:r>
-      <w:r>
-        <w:t>other on the Italian Lake Como).</w:t>
-      </w:r>
-      <w:r>
-        <w:t xml:space="preserve"> </w:t>
-      </w:r>
-      <w:r>
-        <w:t xml:space="preserve">Although </w:t>
-      </w:r>
-      <w:proofErr w:type="spellStart"/>
-      <w:r>
-        <w:t>Stikker</w:t>
-      </w:r>
-      <w:proofErr w:type="spellEnd"/>
-      <w:r>
-        <w:t xml:space="preserve"> understood de Gaulle’s feelings about France being sidelined in US strategies, he had </w:t>
-      </w:r>
-      <w:r>
-        <w:t xml:space="preserve">little </w:t>
-      </w:r>
-      <w:r>
-        <w:t xml:space="preserve">direct </w:t>
-      </w:r>
-      <w:r>
-        <w:t>contact wit</w:t>
-      </w:r>
-      <w:r>
-        <w:t>h</w:t>
-      </w:r>
-      <w:r>
-        <w:t xml:space="preserve"> him</w:t>
-      </w:r>
-      <w:r>
-        <w:t xml:space="preserve"> and</w:t>
-      </w:r>
-      <w:r>
-        <w:t xml:space="preserve"> </w:t>
-      </w:r>
-      <w:r>
-        <w:t>noticed</w:t>
-      </w:r>
-      <w:r>
-        <w:t xml:space="preserve"> France’s minimal efforts to contribute to and cooperate within the alliance</w:t>
-      </w:r>
-      <w:r>
-        <w:t xml:space="preserve">, while </w:t>
-      </w:r>
-      <w:r>
-        <w:t xml:space="preserve">still </w:t>
-      </w:r>
-      <w:r>
-        <w:t>depending on NATO</w:t>
-      </w:r>
-      <w:r>
-        <w:t>.</w:t>
-      </w:r>
-      <w:r>
-        <w:t xml:space="preserve"> </w:t>
-      </w:r>
-      <w:r>
-        <w:t xml:space="preserve">Relations became more strained when </w:t>
-      </w:r>
-      <w:r>
-        <w:t xml:space="preserve">US Secretary of </w:t>
-      </w:r>
-      <w:r>
-        <w:t>Defence</w:t>
-      </w:r>
-      <w:r>
-        <w:t>,</w:t>
-      </w:r>
-      <w:r>
-        <w:t xml:space="preserve"> Robert McNamara</w:t>
-      </w:r>
-      <w:r>
-        <w:t>,</w:t>
-      </w:r>
-      <w:r>
-        <w:t xml:space="preserve"> </w:t>
-      </w:r>
-      <w:r>
-        <w:t xml:space="preserve">gave </w:t>
-      </w:r>
-      <w:r>
-        <w:t xml:space="preserve">a secret speech to the North Atlantic Council </w:t>
-      </w:r>
-      <w:r>
-        <w:t xml:space="preserve">in May 1962 </w:t>
-      </w:r>
-      <w:r>
-        <w:t xml:space="preserve">in which he advocated </w:t>
-      </w:r>
-      <w:r>
-        <w:t>a strengthening of</w:t>
-      </w:r>
-      <w:r>
-        <w:t xml:space="preserve"> European conventional forces </w:t>
-      </w:r>
-      <w:r>
-        <w:t>and a stronger US control</w:t>
-      </w:r>
-      <w:r>
-        <w:t xml:space="preserve"> of nuclear strategy</w:t>
-      </w:r>
-      <w:r>
-        <w:t>, including a limited use of nuclear weapons</w:t>
-      </w:r>
-      <w:r>
-        <w:t>,</w:t>
-      </w:r>
-      <w:r>
-        <w:t xml:space="preserve"> and</w:t>
-      </w:r>
-      <w:r>
-        <w:t xml:space="preserve"> </w:t>
-      </w:r>
-      <w:r>
-        <w:t>h</w:t>
-      </w:r>
-      <w:r>
-        <w:t>e</w:t>
-      </w:r>
-      <w:r>
-        <w:t xml:space="preserve"> criticiz</w:t>
-      </w:r>
-      <w:r>
-        <w:t>ed</w:t>
-      </w:r>
-      <w:r>
-        <w:t xml:space="preserve"> France</w:t>
-      </w:r>
-      <w:r>
-        <w:t>’s nuclear plans</w:t>
-      </w:r>
-      <w:r>
-        <w:t xml:space="preserve">. </w:t>
-      </w:r>
-      <w:r>
-        <w:t>Adenauer was</w:t>
-      </w:r>
-      <w:r>
-        <w:t xml:space="preserve"> hurt because </w:t>
-      </w:r>
-      <w:r>
-        <w:t>he</w:t>
-      </w:r>
-      <w:r>
-        <w:t xml:space="preserve"> had not been consulted</w:t>
-      </w:r>
-      <w:r>
-        <w:t xml:space="preserve"> </w:t>
-      </w:r>
-      <w:r>
-        <w:t xml:space="preserve">and feared a lack of defence </w:t>
-      </w:r>
-      <w:r>
-        <w:t xml:space="preserve">and </w:t>
-      </w:r>
-      <w:r>
-        <w:t>de Gaulle</w:t>
-      </w:r>
-      <w:r>
-        <w:t xml:space="preserve"> felt insulted</w:t>
-      </w:r>
-      <w:r>
-        <w:t xml:space="preserve">. </w:t>
-      </w:r>
-      <w:r>
-        <w:t xml:space="preserve">Relations </w:t>
-      </w:r>
-      <w:r>
-        <w:t xml:space="preserve">became more complex </w:t>
-      </w:r>
-      <w:r>
-        <w:t>after the so-called Nassau Conference in December, where the US and the UK agreed to make their nuclear forces available to NATO, and</w:t>
-      </w:r>
-      <w:r>
-        <w:t xml:space="preserve"> de Gaulle</w:t>
-      </w:r>
-      <w:r>
-        <w:t>’s</w:t>
-      </w:r>
-      <w:r>
-        <w:t xml:space="preserve"> press conference</w:t>
-      </w:r>
-      <w:r>
-        <w:t xml:space="preserve"> of January 1963</w:t>
-      </w:r>
-      <w:r>
-        <w:t>,</w:t>
-      </w:r>
-      <w:r>
-        <w:t xml:space="preserve"> </w:t>
-      </w:r>
-      <w:r>
-        <w:t>where</w:t>
-      </w:r>
-      <w:r>
-        <w:t xml:space="preserve"> he </w:t>
-      </w:r>
-      <w:r>
-        <w:t xml:space="preserve">refused the American offer of </w:t>
-      </w:r>
-      <w:r>
-        <w:t xml:space="preserve">a </w:t>
-      </w:r>
-      <w:r>
-        <w:t xml:space="preserve">Polaris </w:t>
-      </w:r>
-      <w:r>
-        <w:t>missile arrangement and NATO</w:t>
-      </w:r>
-      <w:r>
-        <w:t>’s</w:t>
-      </w:r>
-      <w:r>
-        <w:t xml:space="preserve"> </w:t>
-      </w:r>
-      <w:r>
-        <w:t>flexible response</w:t>
-      </w:r>
-      <w:r>
-        <w:t xml:space="preserve"> strategy</w:t>
-      </w:r>
-      <w:r>
-        <w:t xml:space="preserve"> and also vetoed the British application to join the European Economic Community. </w:t>
-      </w:r>
-      <w:proofErr w:type="spellStart"/>
-      <w:r>
-        <w:t>Stikker</w:t>
-      </w:r>
-      <w:proofErr w:type="spellEnd"/>
-      <w:r>
-        <w:t xml:space="preserve"> and his staff analysed </w:t>
-      </w:r>
-      <w:r>
-        <w:t>the various statements</w:t>
-      </w:r>
-      <w:r>
-        <w:t xml:space="preserve"> </w:t>
-      </w:r>
-      <w:proofErr w:type="gramStart"/>
-      <w:r>
-        <w:t>in order to</w:t>
-      </w:r>
-      <w:proofErr w:type="gramEnd"/>
-      <w:r>
-        <w:t xml:space="preserve"> </w:t>
-      </w:r>
-      <w:r>
-        <w:t xml:space="preserve">provide answers that might help reduce </w:t>
-      </w:r>
-      <w:r>
-        <w:t xml:space="preserve">the concerns and uneasiness that </w:t>
-      </w:r>
-      <w:r>
-        <w:t xml:space="preserve">undermined </w:t>
-      </w:r>
-      <w:r>
-        <w:t xml:space="preserve">the alliance’s coherence. </w:t>
-      </w:r>
-      <w:proofErr w:type="spellStart"/>
-      <w:r>
-        <w:t>Stikker</w:t>
-      </w:r>
-      <w:proofErr w:type="spellEnd"/>
-      <w:r>
-        <w:t xml:space="preserve"> travelled to the </w:t>
-      </w:r>
-      <w:r>
-        <w:t xml:space="preserve">capitals </w:t>
-      </w:r>
-      <w:proofErr w:type="gramStart"/>
-      <w:r>
-        <w:t>in order</w:t>
-      </w:r>
-      <w:r>
-        <w:t xml:space="preserve"> to</w:t>
-      </w:r>
-      <w:proofErr w:type="gramEnd"/>
-      <w:r>
-        <w:t xml:space="preserve"> </w:t>
-      </w:r>
-      <w:r>
-        <w:t>emphasize</w:t>
-      </w:r>
-      <w:r>
-        <w:t xml:space="preserve"> NATO solidarity and tolerance, aware that not all politicians shared his confidence in Atlantic unity</w:t>
-      </w:r>
-      <w:r>
-        <w:t>. He also talked to Kennedy, McNamara and Secretary of State Dean Rusk</w:t>
-      </w:r>
-      <w:r>
-        <w:t xml:space="preserve"> </w:t>
-      </w:r>
-      <w:proofErr w:type="gramStart"/>
-      <w:r>
-        <w:t>in order to</w:t>
-      </w:r>
-      <w:proofErr w:type="gramEnd"/>
-      <w:r>
-        <w:t xml:space="preserve"> prepare </w:t>
-      </w:r>
-      <w:r>
-        <w:t>Council meetings.</w:t>
-      </w:r>
-      <w:r>
-        <w:t xml:space="preserve"> </w:t>
-      </w:r>
-      <w:proofErr w:type="spellStart"/>
-      <w:r>
-        <w:t>Stikker</w:t>
-      </w:r>
-      <w:proofErr w:type="spellEnd"/>
-      <w:r>
-        <w:t xml:space="preserve"> saw his</w:t>
-      </w:r>
-      <w:r>
-        <w:t xml:space="preserve"> activities </w:t>
-      </w:r>
-      <w:r>
-        <w:t>severely</w:t>
-      </w:r>
-      <w:r>
-        <w:t xml:space="preserve"> restricted when </w:t>
-      </w:r>
-      <w:r>
-        <w:t>a malignant tumour was di</w:t>
-      </w:r>
-      <w:r>
-        <w:t>scover</w:t>
-      </w:r>
-      <w:r>
-        <w:t>ed</w:t>
-      </w:r>
-      <w:r>
-        <w:t>. H</w:t>
-      </w:r>
-      <w:r>
-        <w:t>e was operated in Walter Reed Hospital in Washington</w:t>
-      </w:r>
-      <w:r>
-        <w:t xml:space="preserve"> </w:t>
-      </w:r>
-      <w:r>
-        <w:t>in October 1962</w:t>
-      </w:r>
-      <w:r>
-        <w:t>.</w:t>
-      </w:r>
-      <w:r>
-        <w:t xml:space="preserve"> </w:t>
-      </w:r>
-      <w:r>
-        <w:t xml:space="preserve">He </w:t>
-      </w:r>
-      <w:r>
-        <w:t>needed a long time to recover</w:t>
-      </w:r>
-      <w:r>
-        <w:t xml:space="preserve"> and was </w:t>
-      </w:r>
-      <w:r>
-        <w:t>un</w:t>
-      </w:r>
-      <w:r>
-        <w:t xml:space="preserve">able to actively participate </w:t>
-      </w:r>
-      <w:r>
-        <w:t xml:space="preserve">when </w:t>
-      </w:r>
-      <w:r>
-        <w:t>t</w:t>
-      </w:r>
-      <w:r>
-        <w:t>he Cuban Missile Crisis began a few days after his operation</w:t>
-      </w:r>
-      <w:r>
-        <w:t xml:space="preserve">. </w:t>
-      </w:r>
-      <w:r>
-        <w:t xml:space="preserve">He had a special telephone next to his bed, but </w:t>
-      </w:r>
-      <w:r>
-        <w:t xml:space="preserve">Deputy Secretary General Guido </w:t>
-      </w:r>
-      <w:r>
-        <w:t xml:space="preserve">Colonna di </w:t>
-      </w:r>
-      <w:proofErr w:type="spellStart"/>
-      <w:r>
-        <w:t>Paliano</w:t>
-      </w:r>
-      <w:proofErr w:type="spellEnd"/>
-      <w:r>
-        <w:t xml:space="preserve"> replaced him, also trying to be moderate. </w:t>
-      </w:r>
-      <w:proofErr w:type="spellStart"/>
-      <w:r>
-        <w:t>Stikker</w:t>
-      </w:r>
-      <w:proofErr w:type="spellEnd"/>
-      <w:r>
-        <w:t xml:space="preserve"> </w:t>
-      </w:r>
-      <w:r>
-        <w:t>returned to activity in</w:t>
-      </w:r>
-      <w:r>
-        <w:t xml:space="preserve"> </w:t>
-      </w:r>
-      <w:proofErr w:type="gramStart"/>
-      <w:r>
-        <w:t>1963, but</w:t>
-      </w:r>
-      <w:proofErr w:type="gramEnd"/>
-      <w:r>
-        <w:t xml:space="preserve"> </w:t>
-      </w:r>
-      <w:r>
-        <w:t xml:space="preserve">needed another operation in May. During the summer and </w:t>
-      </w:r>
-      <w:proofErr w:type="gramStart"/>
-      <w:r>
-        <w:t>autumn</w:t>
-      </w:r>
-      <w:proofErr w:type="gramEnd"/>
-      <w:r>
-        <w:t xml:space="preserve"> he </w:t>
-      </w:r>
-      <w:r>
-        <w:t xml:space="preserve">noticed that his physical condition </w:t>
-      </w:r>
-      <w:r>
-        <w:t>was not improving</w:t>
-      </w:r>
-      <w:r>
-        <w:t xml:space="preserve"> </w:t>
-      </w:r>
-      <w:r>
-        <w:t>and therefore h</w:t>
-      </w:r>
-      <w:r>
-        <w:t xml:space="preserve">e </w:t>
-      </w:r>
-      <w:r>
-        <w:t xml:space="preserve">announced in December that he would step </w:t>
-      </w:r>
-      <w:r>
-        <w:t xml:space="preserve">down </w:t>
-      </w:r>
-      <w:r>
-        <w:t xml:space="preserve">in the following </w:t>
-      </w:r>
-      <w:r>
-        <w:t>year</w:t>
-      </w:r>
-      <w:r>
-        <w:t xml:space="preserve">. </w:t>
-      </w:r>
-      <w:r>
-        <w:t>During the Cyprus crisis</w:t>
-      </w:r>
-      <w:r>
-        <w:t xml:space="preserve"> of 1964 he was </w:t>
-      </w:r>
-      <w:r>
-        <w:t xml:space="preserve">concerned </w:t>
-      </w:r>
-      <w:r>
-        <w:t xml:space="preserve">about the tensions between </w:t>
-      </w:r>
-      <w:r>
-        <w:t>NATO</w:t>
-      </w:r>
-      <w:r>
-        <w:t xml:space="preserve"> members </w:t>
-      </w:r>
-      <w:r>
-        <w:t xml:space="preserve">Greece and </w:t>
-      </w:r>
-      <w:proofErr w:type="gramStart"/>
-      <w:r>
-        <w:t>Turkey, but</w:t>
-      </w:r>
-      <w:proofErr w:type="gramEnd"/>
-      <w:r>
-        <w:t xml:space="preserve"> also noticed that the NATO Secretary General had no political or diplomatic representatives </w:t>
-      </w:r>
-      <w:r>
-        <w:t>capable of informing</w:t>
-      </w:r>
-      <w:r>
-        <w:t xml:space="preserve"> him</w:t>
-      </w:r>
-      <w:r>
-        <w:t xml:space="preserve"> of the status of the situation</w:t>
-      </w:r>
-      <w:r>
-        <w:t xml:space="preserve">. To solve this </w:t>
-      </w:r>
-      <w:proofErr w:type="gramStart"/>
-      <w:r>
-        <w:t>h</w:t>
-      </w:r>
-      <w:r>
-        <w:t>urdle</w:t>
-      </w:r>
-      <w:proofErr w:type="gramEnd"/>
-      <w:r>
-        <w:t xml:space="preserve"> he engaged </w:t>
-      </w:r>
-      <w:r>
-        <w:t xml:space="preserve">the </w:t>
-      </w:r>
-      <w:r>
-        <w:t xml:space="preserve">NATO </w:t>
-      </w:r>
-      <w:r>
-        <w:t xml:space="preserve">military authorities and used their information and connections </w:t>
+        <w:t xml:space="preserve">connections </w:t>
       </w:r>
       <w:r>
         <w:t xml:space="preserve">to </w:t>
@@ -5035,11 +5096,7 @@
         <w:t xml:space="preserve"> </w:t>
       </w:r>
       <w:r>
-        <w:t xml:space="preserve">Although there </w:t>
-      </w:r>
-      <w:r>
-        <w:lastRenderedPageBreak/>
-        <w:t xml:space="preserve">is an understanding that </w:t>
+        <w:t xml:space="preserve">Although there is an understanding that </w:t>
       </w:r>
       <w:proofErr w:type="spellStart"/>
       <w:r>
@@ -5728,7 +5785,14 @@
         <w:rPr>
           <w:i/>
         </w:rPr>
-        <w:t>Colonialism and Cold War: The United States and the Struggle for Indo</w:t>
+        <w:t xml:space="preserve">Colonialism and Cold War: The </w:t>
+      </w:r>
+      <w:r>
+        <w:rPr>
+          <w:i/>
+        </w:rPr>
+        <w:lastRenderedPageBreak/>
+        <w:t>United States and the Struggle for Indo</w:t>
       </w:r>
       <w:r>
         <w:rPr>
@@ -6392,15 +6456,7 @@
           <w:i/>
           <w:lang w:val="nl-NL"/>
         </w:rPr>
-        <w:t xml:space="preserve"> The Dutch </w:t>
-      </w:r>
-      <w:r>
-        <w:rPr>
-          <w:i/>
-          <w:lang w:val="nl-NL"/>
-        </w:rPr>
-        <w:lastRenderedPageBreak/>
-        <w:t>Case</w:t>
+        <w:t xml:space="preserve"> The Dutch Case</w:t>
       </w:r>
       <w:r>
         <w:rPr>
